--- a/fiche_mission_formation/fiche_mission_debian.docx
+++ b/fiche_mission_formation/fiche_mission_debian.docx
@@ -1,6 +1,6 @@
 
 <file path=word/document.xml><?xml version="1.0" encoding="utf-8"?>
-<w:document xmlns:wpc="http://schemas.microsoft.com/office/word/2010/wordprocessingCanvas" xmlns:cx="http://schemas.microsoft.com/office/drawing/2014/chartex" xmlns:cx1="http://schemas.microsoft.com/office/drawing/2015/9/8/chartex" xmlns:cx2="http://schemas.microsoft.com/office/drawing/2015/10/21/chartex" xmlns:cx3="http://schemas.microsoft.com/office/drawing/2016/5/9/chartex" xmlns:cx4="http://schemas.microsoft.com/office/drawing/2016/5/10/chartex" xmlns:cx5="http://schemas.microsoft.com/office/drawing/2016/5/11/chartex" xmlns:cx6="http://schemas.microsoft.com/office/drawing/2016/5/12/chartex" xmlns:cx7="http://schemas.microsoft.com/office/drawing/2016/5/13/chartex" xmlns:cx8="http://schemas.microsoft.com/office/drawing/2016/5/14/chartex" xmlns:mc="http://schemas.openxmlformats.org/markup-compatibility/2006" xmlns:aink="http://schemas.microsoft.com/office/drawing/2016/ink" xmlns:am3d="http://schemas.microsoft.com/office/drawing/2017/model3d" xmlns:o="urn:schemas-microsoft-com:office:office" xmlns:oel="http://schemas.microsoft.com/office/2019/extlst" xmlns:r="http://schemas.openxmlformats.org/officeDocument/2006/relationships" xmlns:m="http://schemas.openxmlformats.org/officeDocument/2006/math" xmlns:v="urn:schemas-microsoft-com:vml" xmlns:wp14="http://schemas.microsoft.com/office/word/2010/wordprocessingDrawing" xmlns:wp="http://schemas.openxmlformats.org/drawingml/2006/wordprocessingDrawing" xmlns:w10="urn:schemas-microsoft-com:office:word" xmlns:w="http://schemas.openxmlformats.org/wordprocessingml/2006/main" xmlns:w14="http://schemas.microsoft.com/office/word/2010/wordml" xmlns:w15="http://schemas.microsoft.com/office/word/2012/wordml" xmlns:w16cex="http://schemas.microsoft.com/office/word/2018/wordml/cex" xmlns:w16cid="http://schemas.microsoft.com/office/word/2016/wordml/cid" xmlns:w16="http://schemas.microsoft.com/office/word/2018/wordml" xmlns:w16du="http://schemas.microsoft.com/office/word/2023/wordml/word16du" xmlns:w16sdtdh="http://schemas.microsoft.com/office/word/2020/wordml/sdtdatahash" xmlns:w16sdtfl="http://schemas.microsoft.com/office/word/2024/wordml/sdtformatlock" xmlns:w16se="http://schemas.microsoft.com/office/word/2015/wordml/symex" xmlns:wpg="http://schemas.microsoft.com/office/word/2010/wordprocessingGroup" xmlns:wpi="http://schemas.microsoft.com/office/word/2010/wordprocessingInk" xmlns:wne="http://schemas.microsoft.com/office/word/2006/wordml" xmlns:wps="http://schemas.microsoft.com/office/word/2010/wordprocessingShape" xmlns:a="http://schemas.openxmlformats.org/drawingml/2006/main" xmlns:pic="http://schemas.openxmlformats.org/drawingml/2006/picture" xmlns:a14="http://schemas.microsoft.com/office/drawing/2010/main" mc:Ignorable="w14 w15 w16se w16cid w16 w16cex w16sdtdh w16sdtfl w16du wp14">
+<w:document xmlns:wpc="http://schemas.microsoft.com/office/word/2010/wordprocessingCanvas" xmlns:cx="http://schemas.microsoft.com/office/drawing/2014/chartex" xmlns:cx1="http://schemas.microsoft.com/office/drawing/2015/9/8/chartex" xmlns:cx2="http://schemas.microsoft.com/office/drawing/2015/10/21/chartex" xmlns:cx3="http://schemas.microsoft.com/office/drawing/2016/5/9/chartex" xmlns:cx4="http://schemas.microsoft.com/office/drawing/2016/5/10/chartex" xmlns:cx5="http://schemas.microsoft.com/office/drawing/2016/5/11/chartex" xmlns:cx6="http://schemas.microsoft.com/office/drawing/2016/5/12/chartex" xmlns:cx7="http://schemas.microsoft.com/office/drawing/2016/5/13/chartex" xmlns:cx8="http://schemas.microsoft.com/office/drawing/2016/5/14/chartex" xmlns:mc="http://schemas.openxmlformats.org/markup-compatibility/2006" xmlns:aink="http://schemas.microsoft.com/office/drawing/2016/ink" xmlns:am3d="http://schemas.microsoft.com/office/drawing/2017/model3d" xmlns:o="urn:schemas-microsoft-com:office:office" xmlns:r="http://schemas.openxmlformats.org/officeDocument/2006/relationships" xmlns:m="http://schemas.openxmlformats.org/officeDocument/2006/math" xmlns:v="urn:schemas-microsoft-com:vml" xmlns:wp14="http://schemas.microsoft.com/office/word/2010/wordprocessingDrawing" xmlns:wp="http://schemas.openxmlformats.org/drawingml/2006/wordprocessingDrawing" xmlns:w10="urn:schemas-microsoft-com:office:word" xmlns:w="http://schemas.openxmlformats.org/wordprocessingml/2006/main" xmlns:w14="http://schemas.microsoft.com/office/word/2010/wordml" xmlns:w15="http://schemas.microsoft.com/office/word/2012/wordml" xmlns:w16cid="http://schemas.microsoft.com/office/word/2016/wordml/cid" xmlns:w16se="http://schemas.microsoft.com/office/word/2015/wordml/symex" xmlns:wpg="http://schemas.microsoft.com/office/word/2010/wordprocessingGroup" xmlns:wpi="http://schemas.microsoft.com/office/word/2010/wordprocessingInk" xmlns:wne="http://schemas.microsoft.com/office/word/2006/wordml" xmlns:wps="http://schemas.microsoft.com/office/word/2010/wordprocessingShape" mc:Ignorable="w14 w15 w16se w16cid wp14">
   <w:body>
     <w:tbl>
       <w:tblPr>
@@ -29,94 +29,99 @@
             <w:tcW w:w="9924" w:type="dxa"/>
             <w:gridSpan w:val="4"/>
             <w:tcBorders>
-              <w:top w:val="single" w:color="auto" w:sz="4" w:space="0"/>
-              <w:left w:val="single" w:color="auto" w:sz="4" w:space="0"/>
-              <w:bottom w:val="single" w:color="auto" w:sz="4" w:space="0"/>
-              <w:right w:val="single" w:color="auto" w:sz="4" w:space="0"/>
+              <w:top w:val="single" w:sz="4" w:space="0" w:color="auto"/>
+              <w:left w:val="single" w:sz="4" w:space="0" w:color="auto"/>
+              <w:bottom w:val="single" w:sz="4" w:space="0" w:color="auto"/>
+              <w:right w:val="single" w:sz="4" w:space="0" w:color="auto"/>
             </w:tcBorders>
             <w:shd w:val="clear" w:color="auto" w:fill="DBE5F1" w:themeFill="accent1" w:themeFillTint="33"/>
-            <w:tcMar/>
             <w:vAlign w:val="center"/>
           </w:tcPr>
           <w:p>
             <w:pPr>
-              <w:pStyle w:val="Normal"/>
               <w:snapToGrid w:val="0"/>
               <w:spacing w:before="120" w:after="120"/>
               <w:rPr>
                 <w:rFonts w:ascii="Arial" w:hAnsi="Arial" w:cs="Arial"/>
-                <w:b w:val="1"/>
-                <w:bCs w:val="1"/>
+                <w:b/>
+                <w:bCs/>
                 <w:color w:val="1F497D" w:themeColor="text2"/>
               </w:rPr>
             </w:pPr>
             <w:r>
               <w:rPr>
-                <w:rFonts w:ascii="Calibri" w:hAnsi="Calibri" w:eastAsia="Calibri" w:cs="Calibri"/>
-                <w:color w:val="000000" w:themeColor="text1" w:themeTint="FF" w:themeShade="FF"/>
+                <w:rFonts w:ascii="Calibri" w:eastAsia="Calibri" w:hAnsi="Calibri" w:cs="Calibri"/>
+                <w:color w:val="000000" w:themeColor="text1"/>
               </w:rPr>
               <w:t>I</w:t>
             </w:r>
             <w:r>
               <w:rPr>
-                <w:rFonts w:ascii="Calibri" w:hAnsi="Calibri" w:eastAsia="Calibri" w:cs="Calibri"/>
-                <w:noProof w:val="0"/>
-                <w:sz w:val="24"/>
+                <w:rFonts w:ascii="Calibri" w:eastAsia="Calibri" w:hAnsi="Calibri" w:cs="Calibri"/>
                 <w:szCs w:val="24"/>
-                <w:lang w:val="fr-FR"/>
               </w:rPr>
               <w:t>nstaller et configurer un serveur</w:t>
             </w:r>
             <w:r>
               <w:rPr>
-                <w:rFonts w:ascii="Calibri" w:hAnsi="Calibri" w:eastAsia="Calibri" w:cs="Calibri"/>
-                <w:noProof w:val="0"/>
-                <w:sz w:val="24"/>
+                <w:rFonts w:ascii="Calibri" w:eastAsia="Calibri" w:hAnsi="Calibri" w:cs="Calibri"/>
                 <w:szCs w:val="24"/>
-                <w:lang w:val="fr-FR"/>
               </w:rPr>
               <w:t xml:space="preserve"> APACHE</w:t>
             </w:r>
             <w:r>
               <w:rPr>
-                <w:rFonts w:ascii="Calibri" w:hAnsi="Calibri" w:eastAsia="Calibri" w:cs="Calibri"/>
-                <w:noProof w:val="0"/>
-                <w:sz w:val="24"/>
+                <w:rFonts w:ascii="Calibri" w:eastAsia="Calibri" w:hAnsi="Calibri" w:cs="Calibri"/>
                 <w:szCs w:val="24"/>
-                <w:lang w:val="fr-FR"/>
-              </w:rPr>
-              <w:t xml:space="preserve"> web virtuel qui fonctionne sous une machine virtuelle Linux Debian 11 en ligne de commande</w:t>
-            </w:r>
-            <w:r>
-              <w:rPr>
-                <w:rFonts w:ascii="Arial" w:hAnsi="Arial" w:eastAsia="Arial" w:cs="Arial"/>
-                <w:color w:val="000000" w:themeColor="text1" w:themeTint="FF" w:themeShade="FF"/>
+              </w:rPr>
+              <w:t xml:space="preserve"> web virtuel qui fonctionne </w:t>
+            </w:r>
+            <w:r>
+              <w:rPr>
+                <w:rFonts w:ascii="Calibri" w:eastAsia="Calibri" w:hAnsi="Calibri" w:cs="Calibri"/>
+                <w:szCs w:val="24"/>
+              </w:rPr>
+              <w:t>via</w:t>
+            </w:r>
+            <w:r>
+              <w:rPr>
+                <w:rFonts w:ascii="Calibri" w:eastAsia="Calibri" w:hAnsi="Calibri" w:cs="Calibri"/>
+                <w:szCs w:val="24"/>
+              </w:rPr>
+              <w:t xml:space="preserve"> une machine virtuelle Linux Debian 11 en ligne de commande</w:t>
+            </w:r>
+            <w:r>
+              <w:rPr>
+                <w:rFonts w:ascii="Arial" w:eastAsia="Arial" w:hAnsi="Arial" w:cs="Arial"/>
+                <w:color w:val="000000" w:themeColor="text1"/>
               </w:rPr>
               <w:t>.</w:t>
             </w:r>
             <w:r>
               <w:rPr>
                 <w:rFonts w:ascii="Arial" w:hAnsi="Arial" w:cs="Arial"/>
-                <w:b w:val="1"/>
-                <w:bCs w:val="1"/>
+                <w:b/>
+                <w:bCs/>
                 <w:color w:val="1F487C"/>
               </w:rPr>
               <w:t xml:space="preserve"> </w:t>
             </w:r>
+            <w:proofErr w:type="gramStart"/>
             <w:r>
               <w:rPr>
                 <w:rFonts w:ascii="Arial" w:hAnsi="Arial" w:cs="Arial"/>
-                <w:b w:val="1"/>
-                <w:bCs w:val="1"/>
+                <w:b/>
+                <w:bCs/>
                 <w:color w:val="1F487C"/>
               </w:rPr>
               <w:t>|  BTS</w:t>
             </w:r>
+            <w:proofErr w:type="gramEnd"/>
             <w:r>
               <w:rPr>
                 <w:rFonts w:ascii="Arial" w:hAnsi="Arial" w:cs="Arial"/>
-                <w:b w:val="1"/>
-                <w:bCs w:val="1"/>
+                <w:b/>
+                <w:bCs/>
                 <w:color w:val="1F487C"/>
               </w:rPr>
               <w:t xml:space="preserve"> SIO</w:t>
@@ -124,8 +129,8 @@
             <w:r>
               <w:rPr>
                 <w:rFonts w:ascii="Arial" w:hAnsi="Arial" w:cs="Arial"/>
-                <w:b w:val="1"/>
-                <w:bCs w:val="1"/>
+                <w:b/>
+                <w:bCs/>
                 <w:color w:val="1F487C"/>
               </w:rPr>
               <w:t xml:space="preserve"> </w:t>
@@ -143,12 +148,11 @@
             <w:tcW w:w="9924" w:type="dxa"/>
             <w:gridSpan w:val="4"/>
             <w:tcBorders>
-              <w:top w:val="single" w:color="auto" w:sz="4" w:space="0"/>
-              <w:left w:val="single" w:color="auto" w:sz="4" w:space="0"/>
-              <w:bottom w:val="single" w:color="auto" w:sz="4" w:space="0"/>
-              <w:right w:val="single" w:color="auto" w:sz="4" w:space="0"/>
+              <w:top w:val="single" w:sz="4" w:space="0" w:color="auto"/>
+              <w:left w:val="single" w:sz="4" w:space="0" w:color="auto"/>
+              <w:bottom w:val="single" w:sz="4" w:space="0" w:color="auto"/>
+              <w:right w:val="single" w:sz="4" w:space="0" w:color="auto"/>
             </w:tcBorders>
-            <w:tcMar/>
             <w:vAlign w:val="center"/>
           </w:tcPr>
           <w:p>
@@ -172,13 +176,12 @@
           <w:tcPr>
             <w:tcW w:w="2836" w:type="dxa"/>
             <w:tcBorders>
-              <w:top w:val="single" w:color="auto" w:sz="4" w:space="0"/>
-              <w:left w:val="single" w:color="auto" w:sz="4" w:space="0"/>
-              <w:bottom w:val="single" w:color="auto" w:sz="4" w:space="0"/>
-              <w:right w:val="single" w:color="auto" w:sz="4" w:space="0"/>
+              <w:top w:val="single" w:sz="4" w:space="0" w:color="auto"/>
+              <w:left w:val="single" w:sz="4" w:space="0" w:color="auto"/>
+              <w:bottom w:val="single" w:sz="4" w:space="0" w:color="auto"/>
+              <w:right w:val="single" w:sz="4" w:space="0" w:color="auto"/>
             </w:tcBorders>
             <w:shd w:val="clear" w:color="auto" w:fill="DBE5F1" w:themeFill="accent1" w:themeFillTint="33"/>
-            <w:tcMar/>
             <w:vAlign w:val="center"/>
           </w:tcPr>
           <w:p>
@@ -205,12 +208,11 @@
           <w:tcPr>
             <w:tcW w:w="3402" w:type="dxa"/>
             <w:tcBorders>
-              <w:top w:val="single" w:color="auto" w:sz="4" w:space="0"/>
-              <w:left w:val="single" w:color="auto" w:sz="4" w:space="0"/>
-              <w:bottom w:val="single" w:color="auto" w:sz="4" w:space="0"/>
-              <w:right w:val="single" w:color="auto" w:sz="4" w:space="0"/>
+              <w:top w:val="single" w:sz="4" w:space="0" w:color="auto"/>
+              <w:left w:val="single" w:sz="4" w:space="0" w:color="auto"/>
+              <w:bottom w:val="single" w:sz="4" w:space="0" w:color="auto"/>
+              <w:right w:val="single" w:sz="4" w:space="0" w:color="auto"/>
             </w:tcBorders>
-            <w:tcMar/>
             <w:vAlign w:val="center"/>
           </w:tcPr>
           <w:p>
@@ -235,13 +237,12 @@
           <w:tcPr>
             <w:tcW w:w="1876" w:type="dxa"/>
             <w:tcBorders>
-              <w:top w:val="single" w:color="auto" w:sz="4" w:space="0"/>
-              <w:left w:val="single" w:color="auto" w:sz="4" w:space="0"/>
-              <w:bottom w:val="single" w:color="auto" w:sz="4" w:space="0"/>
-              <w:right w:val="single" w:color="auto" w:sz="4" w:space="0"/>
+              <w:top w:val="single" w:sz="4" w:space="0" w:color="auto"/>
+              <w:left w:val="single" w:sz="4" w:space="0" w:color="auto"/>
+              <w:bottom w:val="single" w:sz="4" w:space="0" w:color="auto"/>
+              <w:right w:val="single" w:sz="4" w:space="0" w:color="auto"/>
             </w:tcBorders>
             <w:shd w:val="clear" w:color="auto" w:fill="DBE5F1" w:themeFill="accent1" w:themeFillTint="33"/>
-            <w:tcMar/>
             <w:vAlign w:val="center"/>
           </w:tcPr>
           <w:p>
@@ -276,12 +277,11 @@
           <w:tcPr>
             <w:tcW w:w="1810" w:type="dxa"/>
             <w:tcBorders>
-              <w:top w:val="single" w:color="auto" w:sz="4" w:space="0"/>
-              <w:left w:val="single" w:color="auto" w:sz="4" w:space="0"/>
-              <w:bottom w:val="single" w:color="auto" w:sz="4" w:space="0"/>
-              <w:right w:val="single" w:color="auto" w:sz="4" w:space="0"/>
+              <w:top w:val="single" w:sz="4" w:space="0" w:color="auto"/>
+              <w:left w:val="single" w:sz="4" w:space="0" w:color="auto"/>
+              <w:bottom w:val="single" w:sz="4" w:space="0" w:color="auto"/>
+              <w:right w:val="single" w:sz="4" w:space="0" w:color="auto"/>
             </w:tcBorders>
-            <w:tcMar/>
             <w:vAlign w:val="center"/>
           </w:tcPr>
           <w:p>
@@ -295,7 +295,7 @@
             <w:r>
               <w:rPr>
                 <w:rFonts w:ascii="Arial" w:hAnsi="Arial" w:cs="Arial"/>
-                <w:color w:val="000000" w:themeColor="text1" w:themeTint="FF" w:themeShade="FF"/>
+                <w:color w:val="000000" w:themeColor="text1"/>
               </w:rPr>
               <w:t>4</w:t>
             </w:r>
@@ -312,12 +312,11 @@
             <w:tcW w:w="9924" w:type="dxa"/>
             <w:gridSpan w:val="4"/>
             <w:tcBorders>
-              <w:top w:val="single" w:color="auto" w:sz="4" w:space="0"/>
-              <w:left w:val="single" w:color="auto" w:sz="4" w:space="0"/>
-              <w:bottom w:val="single" w:color="auto" w:sz="4" w:space="0"/>
-              <w:right w:val="single" w:color="auto" w:sz="4" w:space="0"/>
+              <w:top w:val="single" w:sz="4" w:space="0" w:color="auto"/>
+              <w:left w:val="single" w:sz="4" w:space="0" w:color="auto"/>
+              <w:bottom w:val="single" w:sz="4" w:space="0" w:color="auto"/>
+              <w:right w:val="single" w:sz="4" w:space="0" w:color="auto"/>
             </w:tcBorders>
-            <w:tcMar/>
             <w:vAlign w:val="center"/>
           </w:tcPr>
           <w:p>
@@ -341,13 +340,12 @@
           <w:tcPr>
             <w:tcW w:w="2836" w:type="dxa"/>
             <w:tcBorders>
-              <w:top w:val="single" w:color="auto" w:sz="4" w:space="0"/>
-              <w:left w:val="single" w:color="auto" w:sz="4" w:space="0"/>
-              <w:bottom w:val="single" w:color="auto" w:sz="4" w:space="0"/>
-              <w:right w:val="single" w:color="auto" w:sz="4" w:space="0"/>
+              <w:top w:val="single" w:sz="4" w:space="0" w:color="auto"/>
+              <w:left w:val="single" w:sz="4" w:space="0" w:color="auto"/>
+              <w:bottom w:val="single" w:sz="4" w:space="0" w:color="auto"/>
+              <w:right w:val="single" w:sz="4" w:space="0" w:color="auto"/>
             </w:tcBorders>
             <w:shd w:val="clear" w:color="auto" w:fill="DBE5F1" w:themeFill="accent1" w:themeFillTint="33"/>
-            <w:tcMar/>
             <w:vAlign w:val="center"/>
           </w:tcPr>
           <w:p>
@@ -374,12 +372,11 @@
           <w:tcPr>
             <w:tcW w:w="3402" w:type="dxa"/>
             <w:tcBorders>
-              <w:top w:val="single" w:color="auto" w:sz="4" w:space="0"/>
-              <w:left w:val="single" w:color="auto" w:sz="4" w:space="0"/>
-              <w:bottom w:val="single" w:color="auto" w:sz="4" w:space="0"/>
-              <w:right w:val="single" w:color="auto" w:sz="4" w:space="0"/>
+              <w:top w:val="single" w:sz="4" w:space="0" w:color="auto"/>
+              <w:left w:val="single" w:sz="4" w:space="0" w:color="auto"/>
+              <w:bottom w:val="single" w:sz="4" w:space="0" w:color="auto"/>
+              <w:right w:val="single" w:sz="4" w:space="0" w:color="auto"/>
             </w:tcBorders>
-            <w:tcMar/>
             <w:vAlign w:val="center"/>
           </w:tcPr>
           <w:p>
@@ -420,7 +417,7 @@
               <w:sdtContent>
                 <w:r>
                   <w:rPr>
-                    <w:rFonts w:ascii="MS Gothic" w:hAnsi="MS Gothic" w:eastAsia="MS Gothic" w:cs="MS Gothic"/>
+                    <w:rFonts w:ascii="MS Gothic" w:eastAsia="MS Gothic" w:hAnsi="MS Gothic" w:cs="MS Gothic"/>
                     <w:b/>
                     <w:bCs/>
                   </w:rPr>
@@ -435,12 +432,11 @@
             <w:tcW w:w="3686" w:type="dxa"/>
             <w:gridSpan w:val="2"/>
             <w:tcBorders>
-              <w:top w:val="single" w:color="auto" w:sz="4" w:space="0"/>
-              <w:left w:val="single" w:color="auto" w:sz="4" w:space="0"/>
-              <w:bottom w:val="single" w:color="auto" w:sz="4" w:space="0"/>
-              <w:right w:val="single" w:color="auto" w:sz="4" w:space="0"/>
+              <w:top w:val="single" w:sz="4" w:space="0" w:color="auto"/>
+              <w:left w:val="single" w:sz="4" w:space="0" w:color="auto"/>
+              <w:bottom w:val="single" w:sz="4" w:space="0" w:color="auto"/>
+              <w:right w:val="single" w:sz="4" w:space="0" w:color="auto"/>
             </w:tcBorders>
-            <w:tcMar/>
             <w:vAlign w:val="center"/>
           </w:tcPr>
           <w:p>
@@ -480,7 +476,7 @@
               <w:sdtContent>
                 <w:r>
                   <w:rPr>
-                    <w:rFonts w:hint="eastAsia" w:ascii="MS Gothic" w:hAnsi="MS Gothic" w:eastAsia="MS Gothic" w:cs="Arial"/>
+                    <w:rFonts w:ascii="MS Gothic" w:eastAsia="MS Gothic" w:hAnsi="MS Gothic" w:cs="Arial" w:hint="eastAsia"/>
                     <w:b/>
                     <w:sz w:val="22"/>
                     <w:szCs w:val="22"/>
@@ -502,12 +498,11 @@
             <w:tcW w:w="9924" w:type="dxa"/>
             <w:gridSpan w:val="4"/>
             <w:tcBorders>
-              <w:top w:val="single" w:color="auto" w:sz="4" w:space="0"/>
-              <w:left w:val="single" w:color="auto" w:sz="4" w:space="0"/>
-              <w:bottom w:val="single" w:color="auto" w:sz="4" w:space="0"/>
-              <w:right w:val="single" w:color="auto" w:sz="4" w:space="0"/>
+              <w:top w:val="single" w:sz="4" w:space="0" w:color="auto"/>
+              <w:left w:val="single" w:sz="4" w:space="0" w:color="auto"/>
+              <w:bottom w:val="single" w:sz="4" w:space="0" w:color="auto"/>
+              <w:right w:val="single" w:sz="4" w:space="0" w:color="auto"/>
             </w:tcBorders>
-            <w:tcMar/>
             <w:vAlign w:val="center"/>
           </w:tcPr>
           <w:p>
@@ -531,13 +526,12 @@
           <w:tcPr>
             <w:tcW w:w="2836" w:type="dxa"/>
             <w:tcBorders>
-              <w:top w:val="single" w:color="auto" w:sz="4" w:space="0"/>
-              <w:left w:val="single" w:color="auto" w:sz="4" w:space="0"/>
-              <w:bottom w:val="single" w:color="auto" w:sz="4" w:space="0"/>
-              <w:right w:val="single" w:color="auto" w:sz="4" w:space="0"/>
+              <w:top w:val="single" w:sz="4" w:space="0" w:color="auto"/>
+              <w:left w:val="single" w:sz="4" w:space="0" w:color="auto"/>
+              <w:bottom w:val="single" w:sz="4" w:space="0" w:color="auto"/>
+              <w:right w:val="single" w:sz="4" w:space="0" w:color="auto"/>
             </w:tcBorders>
             <w:shd w:val="clear" w:color="auto" w:fill="DBE5F1" w:themeFill="accent1" w:themeFillTint="33"/>
-            <w:tcMar/>
             <w:vAlign w:val="center"/>
           </w:tcPr>
           <w:p>
@@ -564,12 +558,11 @@
           <w:tcPr>
             <w:tcW w:w="3402" w:type="dxa"/>
             <w:tcBorders>
-              <w:top w:val="single" w:color="auto" w:sz="4" w:space="0"/>
-              <w:left w:val="single" w:color="auto" w:sz="4" w:space="0"/>
-              <w:bottom w:val="single" w:color="auto" w:sz="4" w:space="0"/>
-              <w:right w:val="single" w:color="auto" w:sz="4" w:space="0"/>
+              <w:top w:val="single" w:sz="4" w:space="0" w:color="auto"/>
+              <w:left w:val="single" w:sz="4" w:space="0" w:color="auto"/>
+              <w:bottom w:val="single" w:sz="4" w:space="0" w:color="auto"/>
+              <w:right w:val="single" w:sz="4" w:space="0" w:color="auto"/>
             </w:tcBorders>
-            <w:tcMar/>
             <w:vAlign w:val="center"/>
           </w:tcPr>
           <w:p>
@@ -611,7 +604,7 @@
               <w:sdtContent>
                 <w:r>
                   <w:rPr>
-                    <w:rFonts w:ascii="MS Gothic" w:hAnsi="MS Gothic" w:eastAsia="MS Gothic" w:cs="MS Gothic"/>
+                    <w:rFonts w:ascii="MS Gothic" w:eastAsia="MS Gothic" w:hAnsi="MS Gothic" w:cs="MS Gothic"/>
                     <w:b/>
                     <w:bCs/>
                   </w:rPr>
@@ -626,12 +619,11 @@
             <w:tcW w:w="3686" w:type="dxa"/>
             <w:gridSpan w:val="2"/>
             <w:tcBorders>
-              <w:top w:val="single" w:color="auto" w:sz="4" w:space="0"/>
-              <w:left w:val="single" w:color="auto" w:sz="4" w:space="0"/>
-              <w:bottom w:val="single" w:color="auto" w:sz="4" w:space="0"/>
-              <w:right w:val="single" w:color="auto" w:sz="4" w:space="0"/>
+              <w:top w:val="single" w:sz="4" w:space="0" w:color="auto"/>
+              <w:left w:val="single" w:sz="4" w:space="0" w:color="auto"/>
+              <w:bottom w:val="single" w:sz="4" w:space="0" w:color="auto"/>
+              <w:right w:val="single" w:sz="4" w:space="0" w:color="auto"/>
             </w:tcBorders>
-            <w:tcMar/>
             <w:vAlign w:val="center"/>
           </w:tcPr>
           <w:p>
@@ -675,7 +667,7 @@
               <w:sdtContent>
                 <w:r>
                   <w:rPr>
-                    <w:rFonts w:ascii="MS Gothic" w:hAnsi="MS Gothic" w:eastAsia="MS Gothic" w:cs="Arial"/>
+                    <w:rFonts w:ascii="MS Gothic" w:eastAsia="MS Gothic" w:hAnsi="MS Gothic" w:cs="Arial"/>
                     <w:b/>
                     <w:bCs/>
                     <w:sz w:val="22"/>
@@ -698,9 +690,8 @@
             <w:tcW w:w="9924" w:type="dxa"/>
             <w:gridSpan w:val="4"/>
             <w:tcBorders>
-              <w:top w:val="single" w:color="auto" w:sz="4" w:space="0"/>
+              <w:top w:val="single" w:sz="4" w:space="0" w:color="auto"/>
             </w:tcBorders>
-            <w:tcMar/>
             <w:vAlign w:val="center"/>
           </w:tcPr>
           <w:p>
@@ -721,9 +712,9 @@
         <w:tblW w:w="9924" w:type="dxa"/>
         <w:tblInd w:w="-318" w:type="dxa"/>
         <w:tblBorders>
-          <w:top w:val="double" w:color="auto" w:sz="4" w:space="0"/>
-          <w:bottom w:val="double" w:color="auto" w:sz="4" w:space="0"/>
-          <w:insideH w:val="double" w:color="auto" w:sz="4" w:space="0"/>
+          <w:top w:val="double" w:sz="4" w:space="0" w:color="auto"/>
+          <w:bottom w:val="double" w:sz="4" w:space="0" w:color="auto"/>
+          <w:insideH w:val="double" w:sz="4" w:space="0" w:color="auto"/>
         </w:tblBorders>
         <w:tblLook w:val="04A0" w:firstRow="1" w:lastRow="0" w:firstColumn="1" w:lastColumn="0" w:noHBand="0" w:noVBand="1"/>
       </w:tblPr>
@@ -736,7 +727,6 @@
         <w:tc>
           <w:tcPr>
             <w:tcW w:w="2836" w:type="dxa"/>
-            <w:tcMar/>
             <w:vAlign w:val="center"/>
           </w:tcPr>
           <w:p>
@@ -759,7 +749,6 @@
         <w:tc>
           <w:tcPr>
             <w:tcW w:w="3402" w:type="dxa"/>
-            <w:tcMar/>
           </w:tcPr>
           <w:p>
             <w:pPr>
@@ -817,33 +806,34 @@
         <w:tc>
           <w:tcPr>
             <w:tcW w:w="3686" w:type="dxa"/>
-            <w:tcMar/>
             <w:vAlign w:val="center"/>
           </w:tcPr>
           <w:p>
             <w:pPr>
-              <w:pStyle w:val="Normal"/>
               <w:spacing w:before="120" w:after="120"/>
               <w:jc w:val="center"/>
             </w:pPr>
             <w:r>
+              <w:rPr>
+                <w:noProof/>
+              </w:rPr>
               <w:drawing>
-                <wp:inline wp14:editId="218A77E6" wp14:anchorId="0037BCE1">
+                <wp:inline distT="0" distB="0" distL="0" distR="0" wp14:anchorId="0037BCE1" wp14:editId="218A77E6">
                   <wp:extent cx="2190750" cy="1419225"/>
                   <wp:effectExtent l="0" t="0" r="0" b="0"/>
                   <wp:docPr id="1970193727" name="drawing"/>
                   <wp:cNvGraphicFramePr>
-                    <a:graphicFrameLocks noChangeAspect="1"/>
+                    <a:graphicFrameLocks xmlns:a="http://schemas.openxmlformats.org/drawingml/2006/main" noChangeAspect="1"/>
                   </wp:cNvGraphicFramePr>
-                  <a:graphic>
-                    <a:graphicData xmlns:a="http://schemas.openxmlformats.org/drawingml/2006/main" uri="http://schemas.openxmlformats.org/drawingml/2006/picture">
+                  <a:graphic xmlns:a="http://schemas.openxmlformats.org/drawingml/2006/main">
+                    <a:graphicData uri="http://schemas.openxmlformats.org/drawingml/2006/picture">
                       <pic:pic xmlns:pic="http://schemas.openxmlformats.org/drawingml/2006/picture">
                         <pic:nvPicPr>
                           <pic:cNvPr id="1970193727" name="Picture 1970193727"/>
                           <pic:cNvPicPr/>
                         </pic:nvPicPr>
                         <pic:blipFill>
-                          <a:blip xmlns:r="http://schemas.openxmlformats.org/officeDocument/2006/relationships" r:embed="rId678830464">
+                          <a:blip r:embed="rId8">
                             <a:extLst>
                               <a:ext uri="{28A0092B-C50C-407E-A947-70E740481C1C}">
                                 <a14:useLocalDpi xmlns:a14="http://schemas.microsoft.com/office/drawing/2010/main"/>
@@ -876,7 +866,6 @@
         <w:tc>
           <w:tcPr>
             <w:tcW w:w="2836" w:type="dxa"/>
-            <w:tcMar/>
           </w:tcPr>
           <w:p>
             <w:pPr>
@@ -898,48 +887,47 @@
         <w:tc>
           <w:tcPr>
             <w:tcW w:w="3402" w:type="dxa"/>
-            <w:tcMar/>
           </w:tcPr>
           <w:p>
             <w:pPr>
               <w:spacing w:before="120" w:after="120"/>
               <w:rPr>
-                <w:rFonts w:ascii="Calibri" w:hAnsi="Calibri" w:asciiTheme="minorAscii" w:hAnsiTheme="minorAscii"/>
-              </w:rPr>
-            </w:pPr>
-            <w:r>
-              <w:rPr>
-                <w:rFonts w:ascii="Calibri" w:hAnsi="Calibri" w:asciiTheme="minorAscii" w:hAnsiTheme="minorAscii"/>
+                <w:rFonts w:asciiTheme="minorHAnsi" w:hAnsiTheme="minorHAnsi"/>
+              </w:rPr>
+            </w:pPr>
+            <w:r>
+              <w:rPr>
+                <w:rFonts w:asciiTheme="minorHAnsi" w:hAnsiTheme="minorHAnsi"/>
               </w:rPr>
               <w:t xml:space="preserve">Du : </w:t>
             </w:r>
             <w:r>
               <w:rPr>
-                <w:rFonts w:ascii="Calibri" w:hAnsi="Calibri" w:asciiTheme="minorAscii" w:hAnsiTheme="minorAscii"/>
-              </w:rPr>
-              <w:t>05</w:t>
-            </w:r>
-            <w:r>
-              <w:rPr>
-                <w:rFonts w:ascii="Calibri" w:hAnsi="Calibri" w:asciiTheme="minorAscii" w:hAnsiTheme="minorAscii"/>
+                <w:rFonts w:asciiTheme="minorHAnsi" w:hAnsiTheme="minorHAnsi"/>
+              </w:rPr>
+              <w:t>10</w:t>
+            </w:r>
+            <w:r>
+              <w:rPr>
+                <w:rFonts w:asciiTheme="minorHAnsi" w:hAnsiTheme="minorHAnsi"/>
               </w:rPr>
               <w:t>/</w:t>
             </w:r>
             <w:r>
               <w:rPr>
-                <w:rFonts w:ascii="Calibri" w:hAnsi="Calibri" w:asciiTheme="minorAscii" w:hAnsiTheme="minorAscii"/>
+                <w:rFonts w:asciiTheme="minorHAnsi" w:hAnsiTheme="minorHAnsi"/>
               </w:rPr>
               <w:t>01</w:t>
             </w:r>
             <w:r>
               <w:rPr>
-                <w:rFonts w:ascii="Calibri" w:hAnsi="Calibri" w:asciiTheme="minorAscii" w:hAnsiTheme="minorAscii"/>
+                <w:rFonts w:asciiTheme="minorHAnsi" w:hAnsiTheme="minorHAnsi"/>
               </w:rPr>
               <w:t>/202</w:t>
             </w:r>
             <w:r>
               <w:rPr>
-                <w:rFonts w:ascii="Calibri" w:hAnsi="Calibri" w:asciiTheme="minorAscii" w:hAnsiTheme="minorAscii"/>
+                <w:rFonts w:asciiTheme="minorHAnsi" w:hAnsiTheme="minorHAnsi"/>
               </w:rPr>
               <w:t>6</w:t>
             </w:r>
@@ -948,26 +936,24 @@
         <w:tc>
           <w:tcPr>
             <w:tcW w:w="3686" w:type="dxa"/>
-            <w:tcMar/>
             <w:vAlign w:val="center"/>
           </w:tcPr>
           <w:p>
             <w:pPr>
-              <w:pStyle w:val="Normal"/>
               <w:spacing w:before="120" w:after="120"/>
               <w:rPr>
-                <w:rFonts w:ascii="Calibri" w:hAnsi="Calibri" w:asciiTheme="minorAscii" w:hAnsiTheme="minorAscii"/>
-              </w:rPr>
-            </w:pPr>
-            <w:r>
-              <w:rPr>
-                <w:rFonts w:ascii="Calibri" w:hAnsi="Calibri" w:asciiTheme="minorAscii" w:hAnsiTheme="minorAscii"/>
+                <w:rFonts w:asciiTheme="minorHAnsi" w:hAnsiTheme="minorHAnsi"/>
+              </w:rPr>
+            </w:pPr>
+            <w:r>
+              <w:rPr>
+                <w:rFonts w:asciiTheme="minorHAnsi" w:hAnsiTheme="minorHAnsi"/>
               </w:rPr>
               <w:t xml:space="preserve">Au : </w:t>
             </w:r>
             <w:r>
               <w:rPr>
-                <w:rFonts w:ascii="Calibri" w:hAnsi="Calibri" w:asciiTheme="minorAscii" w:hAnsiTheme="minorAscii"/>
+                <w:rFonts w:asciiTheme="minorHAnsi" w:hAnsiTheme="minorHAnsi"/>
               </w:rPr>
               <w:t>18/01/2026</w:t>
             </w:r>
@@ -978,7 +964,6 @@
         <w:tc>
           <w:tcPr>
             <w:tcW w:w="2836" w:type="dxa"/>
-            <w:tcMar/>
           </w:tcPr>
           <w:p>
             <w:pPr>
@@ -1000,7 +985,6 @@
         <w:tc>
           <w:tcPr>
             <w:tcW w:w="3402" w:type="dxa"/>
-            <w:tcMar/>
           </w:tcPr>
           <w:p>
             <w:pPr>
@@ -1052,7 +1036,7 @@
               <w:sdtContent>
                 <w:r>
                   <w:rPr>
-                    <w:rFonts w:ascii="MS Gothic" w:hAnsi="MS Gothic" w:eastAsia="MS Gothic" w:cs="MS Gothic"/>
+                    <w:rFonts w:ascii="MS Gothic" w:eastAsia="MS Gothic" w:hAnsi="MS Gothic" w:cs="MS Gothic"/>
                     <w:sz w:val="22"/>
                     <w:szCs w:val="22"/>
                   </w:rPr>
@@ -1065,7 +1049,6 @@
         <w:tc>
           <w:tcPr>
             <w:tcW w:w="3686" w:type="dxa"/>
-            <w:tcMar/>
             <w:vAlign w:val="center"/>
           </w:tcPr>
           <w:p>
@@ -1110,7 +1093,7 @@
               <w:sdtContent>
                 <w:r>
                   <w:rPr>
-                    <w:rFonts w:hint="eastAsia" w:ascii="MS Gothic" w:hAnsi="MS Gothic" w:eastAsia="MS Gothic" w:cs="Arial"/>
+                    <w:rFonts w:ascii="MS Gothic" w:eastAsia="MS Gothic" w:hAnsi="MS Gothic" w:cs="Arial" w:hint="eastAsia"/>
                     <w:sz w:val="22"/>
                     <w:szCs w:val="22"/>
                   </w:rPr>
@@ -1129,9 +1112,9 @@
         <w:tblW w:w="9924" w:type="dxa"/>
         <w:tblInd w:w="-318" w:type="dxa"/>
         <w:tblBorders>
-          <w:top w:val="double" w:color="auto" w:sz="4" w:space="0"/>
-          <w:bottom w:val="double" w:color="auto" w:sz="4" w:space="0"/>
-          <w:insideH w:val="double" w:color="auto" w:sz="4" w:space="0"/>
+          <w:top w:val="double" w:sz="4" w:space="0" w:color="auto"/>
+          <w:bottom w:val="double" w:sz="4" w:space="0" w:color="auto"/>
+          <w:insideH w:val="double" w:sz="4" w:space="0" w:color="auto"/>
         </w:tblBorders>
         <w:tblLook w:val="04A0" w:firstRow="1" w:lastRow="0" w:firstColumn="1" w:lastColumn="0" w:noHBand="0" w:noVBand="1"/>
       </w:tblPr>
@@ -1147,7 +1130,6 @@
           <w:tcPr>
             <w:tcW w:w="2836" w:type="dxa"/>
             <w:vMerge w:val="restart"/>
-            <w:tcMar/>
           </w:tcPr>
           <w:p>
             <w:pPr>
@@ -1173,7 +1155,6 @@
               <w:bottom w:val="nil"/>
             </w:tcBorders>
             <w:shd w:val="clear" w:color="auto" w:fill="DBE5F1" w:themeFill="accent1" w:themeFillTint="33"/>
-            <w:tcMar/>
           </w:tcPr>
           <w:p>
             <w:pPr>
@@ -1203,7 +1184,6 @@
           <w:tcPr>
             <w:tcW w:w="2836" w:type="dxa"/>
             <w:vMerge/>
-            <w:tcMar/>
           </w:tcPr>
           <w:p>
             <w:pPr>
@@ -1220,55 +1200,50 @@
             <w:tcW w:w="7088" w:type="dxa"/>
             <w:tcBorders>
               <w:top w:val="nil"/>
-              <w:bottom w:val="double" w:color="auto" w:sz="4" w:space="0"/>
+              <w:bottom w:val="double" w:sz="4" w:space="0" w:color="auto"/>
             </w:tcBorders>
-            <w:tcMar/>
-          </w:tcPr>
-          <w:p>
-            <w:pPr>
-              <w:pStyle w:val="Normal"/>
-              <w:suppressLineNumbers w:val="0"/>
-              <w:bidi w:val="0"/>
-              <w:spacing w:before="120" w:beforeAutospacing="off" w:after="120" w:afterAutospacing="off" w:line="240" w:lineRule="auto"/>
-              <w:ind w:left="0" w:right="0"/>
+          </w:tcPr>
+          <w:p>
+            <w:pPr>
+              <w:spacing w:before="120" w:after="120"/>
               <w:jc w:val="center"/>
               <w:rPr>
-                <w:rFonts w:ascii="Arial" w:hAnsi="Arial" w:eastAsia="Arial" w:cs="Arial"/>
-                <w:color w:val="000000" w:themeColor="text1" w:themeTint="FF" w:themeShade="FF"/>
-              </w:rPr>
-            </w:pPr>
-            <w:r>
-              <w:rPr>
-                <w:rFonts w:ascii="Arial" w:hAnsi="Arial" w:eastAsia="Arial" w:cs="Arial"/>
-                <w:color w:val="000000" w:themeColor="text1" w:themeTint="FF" w:themeShade="FF"/>
+                <w:rFonts w:ascii="Arial" w:eastAsia="Arial" w:hAnsi="Arial" w:cs="Arial"/>
+                <w:color w:val="000000" w:themeColor="text1"/>
+              </w:rPr>
+            </w:pPr>
+            <w:r>
+              <w:rPr>
+                <w:rFonts w:ascii="Arial" w:eastAsia="Arial" w:hAnsi="Arial" w:cs="Arial"/>
+                <w:color w:val="000000" w:themeColor="text1"/>
               </w:rPr>
               <w:t xml:space="preserve">Création et installation d’une machine virtuelle Debian 11 avec </w:t>
             </w:r>
             <w:r>
               <w:rPr>
-                <w:rFonts w:ascii="Arial" w:hAnsi="Arial" w:eastAsia="Arial" w:cs="Arial"/>
-                <w:color w:val="000000" w:themeColor="text1" w:themeTint="FF" w:themeShade="FF"/>
+                <w:rFonts w:ascii="Arial" w:eastAsia="Arial" w:hAnsi="Arial" w:cs="Arial"/>
+                <w:color w:val="000000" w:themeColor="text1"/>
               </w:rPr>
               <w:t>tous</w:t>
             </w:r>
             <w:r>
               <w:rPr>
-                <w:rFonts w:ascii="Arial" w:hAnsi="Arial" w:eastAsia="Arial" w:cs="Arial"/>
-                <w:color w:val="000000" w:themeColor="text1" w:themeTint="FF" w:themeShade="FF"/>
+                <w:rFonts w:ascii="Arial" w:eastAsia="Arial" w:hAnsi="Arial" w:cs="Arial"/>
+                <w:color w:val="000000" w:themeColor="text1"/>
               </w:rPr>
               <w:t xml:space="preserve"> les services </w:t>
             </w:r>
             <w:r>
               <w:rPr>
-                <w:rFonts w:ascii="Arial" w:hAnsi="Arial" w:eastAsia="Arial" w:cs="Arial"/>
-                <w:color w:val="000000" w:themeColor="text1" w:themeTint="FF" w:themeShade="FF"/>
+                <w:rFonts w:ascii="Arial" w:eastAsia="Arial" w:hAnsi="Arial" w:cs="Arial"/>
+                <w:color w:val="000000" w:themeColor="text1"/>
               </w:rPr>
               <w:t>nécessaires</w:t>
             </w:r>
             <w:r>
               <w:rPr>
-                <w:rFonts w:ascii="Arial" w:hAnsi="Arial" w:eastAsia="Arial" w:cs="Arial"/>
-                <w:color w:val="000000" w:themeColor="text1" w:themeTint="FF" w:themeShade="FF"/>
+                <w:rFonts w:ascii="Arial" w:eastAsia="Arial" w:hAnsi="Arial" w:cs="Arial"/>
+                <w:color w:val="000000" w:themeColor="text1"/>
               </w:rPr>
               <w:t xml:space="preserve"> </w:t>
             </w:r>
@@ -1283,7 +1258,6 @@
           <w:tcPr>
             <w:tcW w:w="2836" w:type="dxa"/>
             <w:vMerge w:val="restart"/>
-            <w:tcMar/>
           </w:tcPr>
           <w:p>
             <w:pPr>
@@ -1309,7 +1283,6 @@
               <w:bottom w:val="nil"/>
             </w:tcBorders>
             <w:shd w:val="clear" w:color="auto" w:fill="DBE5F1" w:themeFill="accent1" w:themeFillTint="33"/>
-            <w:tcMar/>
           </w:tcPr>
           <w:p>
             <w:pPr>
@@ -1337,7 +1310,6 @@
           <w:tcPr>
             <w:tcW w:w="2836" w:type="dxa"/>
             <w:vMerge/>
-            <w:tcMar/>
           </w:tcPr>
           <w:p>
             <w:pPr>
@@ -1355,23 +1327,85 @@
             <w:tcBorders>
               <w:top w:val="nil"/>
             </w:tcBorders>
-            <w:tcMar/>
           </w:tcPr>
           <w:p>
             <w:pPr>
               <w:spacing w:before="120" w:after="120"/>
               <w:jc w:val="center"/>
               <w:rPr>
-                <w:rFonts w:ascii="Calibri" w:hAnsi="Calibri" w:eastAsia="Calibri" w:cs="Calibri"/>
+                <w:rFonts w:ascii="Calibri" w:eastAsia="Calibri" w:hAnsi="Calibri" w:cs="Calibri"/>
                 <w:color w:val="000000" w:themeColor="text1"/>
               </w:rPr>
             </w:pPr>
             <w:r>
               <w:rPr>
-                <w:rFonts w:ascii="Calibri" w:hAnsi="Calibri" w:eastAsia="Calibri" w:cs="Calibri"/>
-                <w:color w:val="000000" w:themeColor="text1" w:themeTint="FF" w:themeShade="FF"/>
-              </w:rPr>
-              <w:t>Nous</w:t>
+                <w:rFonts w:ascii="Calibri" w:eastAsia="Calibri" w:hAnsi="Calibri" w:cs="Calibri"/>
+                <w:color w:val="000000" w:themeColor="text1"/>
+              </w:rPr>
+              <w:t xml:space="preserve">Dans le cadre de l’apprentissage au déploiement </w:t>
+            </w:r>
+            <w:r>
+              <w:rPr>
+                <w:rFonts w:ascii="Calibri" w:eastAsia="Calibri" w:hAnsi="Calibri" w:cs="Calibri"/>
+                <w:color w:val="000000" w:themeColor="text1"/>
+              </w:rPr>
+              <w:t xml:space="preserve">et à l’administration </w:t>
+            </w:r>
+            <w:r>
+              <w:rPr>
+                <w:rFonts w:ascii="Calibri" w:eastAsia="Calibri" w:hAnsi="Calibri" w:cs="Calibri"/>
+                <w:color w:val="000000" w:themeColor="text1"/>
+              </w:rPr>
+              <w:t>de</w:t>
+            </w:r>
+            <w:r>
+              <w:rPr>
+                <w:rFonts w:ascii="Calibri" w:eastAsia="Calibri" w:hAnsi="Calibri" w:cs="Calibri"/>
+                <w:color w:val="000000" w:themeColor="text1"/>
+              </w:rPr>
+              <w:t>s</w:t>
+            </w:r>
+            <w:r>
+              <w:rPr>
+                <w:rFonts w:ascii="Calibri" w:eastAsia="Calibri" w:hAnsi="Calibri" w:cs="Calibri"/>
+                <w:color w:val="000000" w:themeColor="text1"/>
+              </w:rPr>
+              <w:t xml:space="preserve"> </w:t>
+            </w:r>
+            <w:r>
+              <w:rPr>
+                <w:rFonts w:ascii="Calibri" w:eastAsia="Calibri" w:hAnsi="Calibri" w:cs="Calibri"/>
+                <w:color w:val="000000" w:themeColor="text1"/>
+              </w:rPr>
+              <w:t xml:space="preserve">machines et de </w:t>
+            </w:r>
+            <w:r>
+              <w:rPr>
+                <w:rFonts w:ascii="Calibri" w:eastAsia="Calibri" w:hAnsi="Calibri" w:cs="Calibri"/>
+                <w:color w:val="000000" w:themeColor="text1"/>
+              </w:rPr>
+              <w:t>leurs services</w:t>
+            </w:r>
+            <w:r>
+              <w:rPr>
+                <w:rFonts w:ascii="Calibri" w:eastAsia="Calibri" w:hAnsi="Calibri" w:cs="Calibri"/>
+                <w:color w:val="000000" w:themeColor="text1"/>
+              </w:rPr>
+              <w:t xml:space="preserve">, un devoir nous a été donné </w:t>
+            </w:r>
+            <w:r>
+              <w:rPr>
+                <w:rFonts w:ascii="Calibri" w:eastAsia="Calibri" w:hAnsi="Calibri" w:cs="Calibri"/>
+                <w:color w:val="000000" w:themeColor="text1"/>
+              </w:rPr>
+              <w:t>consistant</w:t>
+            </w:r>
+            <w:r>
+              <w:rPr>
+                <w:rFonts w:ascii="Calibri" w:eastAsia="Calibri" w:hAnsi="Calibri" w:cs="Calibri"/>
+                <w:color w:val="000000" w:themeColor="text1"/>
+              </w:rPr>
+              <w:t xml:space="preserve"> à mettre en place un serveur web virtuel.</w:t>
             </w:r>
           </w:p>
         </w:tc>
@@ -1384,9 +1418,9 @@
         <w:tblW w:w="9924" w:type="dxa"/>
         <w:tblInd w:w="-318" w:type="dxa"/>
         <w:tblBorders>
-          <w:top w:val="double" w:color="auto" w:sz="4" w:space="0"/>
-          <w:bottom w:val="double" w:color="auto" w:sz="4" w:space="0"/>
-          <w:insideH w:val="double" w:color="auto" w:sz="4" w:space="0"/>
+          <w:top w:val="double" w:sz="4" w:space="0" w:color="auto"/>
+          <w:bottom w:val="double" w:sz="4" w:space="0" w:color="auto"/>
+          <w:insideH w:val="double" w:sz="4" w:space="0" w:color="auto"/>
         </w:tblBorders>
         <w:tblLook w:val="04A0" w:firstRow="1" w:lastRow="0" w:firstColumn="1" w:lastColumn="0" w:noHBand="0" w:noVBand="1"/>
       </w:tblPr>
@@ -1403,9 +1437,8 @@
             <w:tcW w:w="2836" w:type="dxa"/>
             <w:vMerge w:val="restart"/>
             <w:tcBorders>
-              <w:right w:val="single" w:color="auto" w:sz="4" w:space="0"/>
+              <w:right w:val="single" w:sz="4" w:space="0" w:color="auto"/>
             </w:tcBorders>
-            <w:tcMar/>
           </w:tcPr>
           <w:p>
             <w:pPr>
@@ -1428,12 +1461,6 @@
                 <w:b/>
               </w:rPr>
               <w:br/>
-            </w:r>
-            <w:r>
-              <w:rPr>
-                <w:rFonts w:asciiTheme="minorHAnsi" w:hAnsiTheme="minorHAnsi"/>
-                <w:b/>
-              </w:rPr>
               <w:t>outils utilisés</w:t>
             </w:r>
           </w:p>
@@ -1442,11 +1469,10 @@
           <w:tcPr>
             <w:tcW w:w="7088" w:type="dxa"/>
             <w:tcBorders>
-              <w:left w:val="single" w:color="auto" w:sz="4" w:space="0"/>
+              <w:left w:val="single" w:sz="4" w:space="0" w:color="auto"/>
               <w:bottom w:val="nil"/>
             </w:tcBorders>
             <w:shd w:val="clear" w:color="auto" w:fill="DBE5F1" w:themeFill="accent1" w:themeFillTint="33"/>
-            <w:tcMar/>
           </w:tcPr>
           <w:p>
             <w:pPr>
@@ -1470,13 +1496,12 @@
       </w:tr>
       <w:tr>
         <w:trPr>
-          <w:trHeight w:val="3330"/>
+          <w:trHeight w:val="4507"/>
         </w:trPr>
         <w:tc>
           <w:tcPr>
             <w:tcW w:w="2836" w:type="dxa"/>
             <w:vMerge/>
-            <w:tcMar/>
           </w:tcPr>
           <w:p>
             <w:pPr>
@@ -1492,24 +1517,23 @@
             <w:tcW w:w="7088" w:type="dxa"/>
             <w:tcBorders>
               <w:top w:val="nil"/>
-              <w:left w:val="single" w:color="auto" w:sz="4" w:space="0"/>
-              <w:bottom w:val="double" w:color="auto" w:sz="4" w:space="0"/>
+              <w:left w:val="single" w:sz="4" w:space="0" w:color="auto"/>
+              <w:bottom w:val="double" w:sz="4" w:space="0" w:color="auto"/>
             </w:tcBorders>
-            <w:tcMar/>
           </w:tcPr>
           <w:p>
             <w:pPr>
               <w:spacing w:before="120" w:after="120"/>
               <w:jc w:val="center"/>
               <w:rPr>
-                <w:rFonts w:ascii="Calibri" w:hAnsi="Calibri" w:eastAsia="Calibri" w:cs="Calibri"/>
+                <w:rFonts w:ascii="Calibri" w:eastAsia="Calibri" w:hAnsi="Calibri" w:cs="Calibri"/>
                 <w:color w:val="000000" w:themeColor="text1"/>
                 <w:szCs w:val="24"/>
               </w:rPr>
             </w:pPr>
             <w:r>
               <w:rPr>
-                <w:rFonts w:ascii="Calibri" w:hAnsi="Calibri" w:eastAsia="Calibri" w:cs="Calibri"/>
+                <w:rFonts w:ascii="Calibri" w:eastAsia="Calibri" w:hAnsi="Calibri" w:cs="Calibri"/>
                 <w:color w:val="000000" w:themeColor="text1"/>
                 <w:szCs w:val="24"/>
               </w:rPr>
@@ -1517,7 +1541,7 @@
             </w:r>
             <w:r>
               <w:rPr>
-                <w:rFonts w:ascii="Calibri" w:hAnsi="Calibri" w:eastAsia="Calibri" w:cs="Calibri"/>
+                <w:rFonts w:ascii="Calibri" w:eastAsia="Calibri" w:hAnsi="Calibri" w:cs="Calibri"/>
                 <w:color w:val="000000" w:themeColor="text1"/>
                 <w:szCs w:val="24"/>
               </w:rPr>
@@ -1529,64 +1553,42 @@
               <w:spacing w:before="120" w:after="120"/>
               <w:jc w:val="center"/>
               <w:rPr>
-                <w:rFonts w:ascii="Calibri" w:hAnsi="Calibri" w:eastAsia="Calibri" w:cs="Calibri"/>
+                <w:rFonts w:ascii="Calibri" w:eastAsia="Calibri" w:hAnsi="Calibri" w:cs="Calibri"/>
                 <w:color w:val="000000" w:themeColor="text1"/>
-                <w:szCs w:val="24"/>
-              </w:rPr>
-            </w:pPr>
-            <w:r>
-              <w:rPr>
-                <w:rFonts w:ascii="Calibri" w:hAnsi="Calibri" w:eastAsia="Calibri" w:cs="Calibri"/>
+              </w:rPr>
+            </w:pPr>
+            <w:r>
+              <w:rPr>
+                <w:rFonts w:ascii="Calibri" w:eastAsia="Calibri" w:hAnsi="Calibri" w:cs="Calibri"/>
                 <w:color w:val="000000" w:themeColor="text1"/>
-                <w:szCs w:val="24"/>
+              </w:rPr>
+              <w:t xml:space="preserve"> </w:t>
+            </w:r>
+            <w:r>
+              <w:rPr>
+                <w:rFonts w:ascii="Calibri" w:eastAsia="Calibri" w:hAnsi="Calibri" w:cs="Calibri"/>
+                <w:color w:val="000000" w:themeColor="text1"/>
               </w:rPr>
               <w:t>-</w:t>
             </w:r>
             <w:r>
               <w:rPr>
-                <w:rFonts w:ascii="Calibri" w:hAnsi="Calibri" w:eastAsia="Calibri" w:cs="Calibri"/>
+                <w:rFonts w:ascii="Calibri" w:eastAsia="Calibri" w:hAnsi="Calibri" w:cs="Calibri"/>
                 <w:color w:val="000000" w:themeColor="text1"/>
-                <w:szCs w:val="24"/>
-              </w:rPr>
-              <w:t>U</w:t>
-            </w:r>
-            <w:r>
-              <w:rPr>
-                <w:rFonts w:ascii="Calibri" w:hAnsi="Calibri" w:eastAsia="Calibri" w:cs="Calibri"/>
+              </w:rPr>
+              <w:t xml:space="preserve">Debian 11 </w:t>
+            </w:r>
+            <w:r>
+              <w:rPr>
+                <w:rFonts w:ascii="Calibri" w:eastAsia="Calibri" w:hAnsi="Calibri" w:cs="Calibri"/>
                 <w:color w:val="000000" w:themeColor="text1"/>
-                <w:szCs w:val="24"/>
-              </w:rPr>
-              <w:t xml:space="preserve">ne machine hôte </w:t>
-            </w:r>
-            <w:r>
-              <w:rPr>
-                <w:rFonts w:ascii="Calibri" w:hAnsi="Calibri" w:eastAsia="Calibri" w:cs="Calibri"/>
+              </w:rPr>
+              <w:t>ISO</w:t>
+            </w:r>
+            <w:r>
+              <w:rPr>
+                <w:rFonts w:ascii="Calibri" w:eastAsia="Calibri" w:hAnsi="Calibri" w:cs="Calibri"/>
                 <w:color w:val="000000" w:themeColor="text1"/>
-                <w:szCs w:val="24"/>
-              </w:rPr>
-              <w:t>qui possède les ressources nécessaires</w:t>
-            </w:r>
-            <w:r>
-              <w:rPr>
-                <w:rFonts w:ascii="Calibri" w:hAnsi="Calibri" w:eastAsia="Calibri" w:cs="Calibri"/>
-                <w:color w:val="000000" w:themeColor="text1"/>
-                <w:szCs w:val="24"/>
-              </w:rPr>
-              <w:t xml:space="preserve"> pour installer une machine virtuelle Windows </w:t>
-            </w:r>
-            <w:r>
-              <w:rPr>
-                <w:rFonts w:ascii="Calibri" w:hAnsi="Calibri" w:eastAsia="Calibri" w:cs="Calibri"/>
-                <w:color w:val="000000" w:themeColor="text1"/>
-                <w:szCs w:val="24"/>
-              </w:rPr>
-              <w:t>server 2022</w:t>
-            </w:r>
-            <w:r>
-              <w:rPr>
-                <w:rFonts w:ascii="Calibri" w:hAnsi="Calibri" w:eastAsia="Calibri" w:cs="Calibri"/>
-                <w:color w:val="000000" w:themeColor="text1"/>
-                <w:szCs w:val="24"/>
               </w:rPr>
               <w:t>.</w:t>
             </w:r>
@@ -1596,43 +1598,28 @@
               <w:spacing w:before="120" w:after="120"/>
               <w:jc w:val="center"/>
               <w:rPr>
-                <w:rFonts w:ascii="Calibri" w:hAnsi="Calibri" w:eastAsia="Calibri" w:cs="Calibri"/>
+                <w:rFonts w:ascii="Calibri" w:eastAsia="Calibri" w:hAnsi="Calibri" w:cs="Calibri"/>
                 <w:color w:val="000000" w:themeColor="text1"/>
               </w:rPr>
             </w:pPr>
             <w:r>
               <w:rPr>
-                <w:rFonts w:ascii="Calibri" w:hAnsi="Calibri" w:eastAsia="Calibri" w:cs="Calibri"/>
-                <w:color w:val="000000" w:themeColor="text1" w:themeTint="FF" w:themeShade="FF"/>
-              </w:rPr>
-              <w:t xml:space="preserve">- Windows </w:t>
-            </w:r>
-            <w:r>
-              <w:rPr>
-                <w:rFonts w:ascii="Calibri" w:hAnsi="Calibri" w:eastAsia="Calibri" w:cs="Calibri"/>
-                <w:color w:val="000000" w:themeColor="text1" w:themeTint="FF" w:themeShade="FF"/>
-              </w:rPr>
-              <w:t>server 2022 ISO</w:t>
-            </w:r>
-            <w:r>
-              <w:rPr>
-                <w:rFonts w:ascii="Calibri" w:hAnsi="Calibri" w:eastAsia="Calibri" w:cs="Calibri"/>
-                <w:color w:val="000000" w:themeColor="text1" w:themeTint="FF" w:themeShade="FF"/>
-              </w:rPr>
-              <w:t>.</w:t>
+                <w:rFonts w:ascii="Calibri" w:eastAsia="Calibri" w:hAnsi="Calibri" w:cs="Calibri"/>
+                <w:color w:val="000000" w:themeColor="text1"/>
+              </w:rPr>
+              <w:t>-Une machine hôte suffisamment puissante</w:t>
             </w:r>
           </w:p>
         </w:tc>
       </w:tr>
       <w:tr>
         <w:trPr>
-          <w:trHeight w:val="170"/>
+          <w:trHeight w:val="254"/>
         </w:trPr>
         <w:tc>
           <w:tcPr>
             <w:tcW w:w="2836" w:type="dxa"/>
             <w:vMerge w:val="restart"/>
-            <w:tcMar/>
           </w:tcPr>
           <w:p>
             <w:pPr>
@@ -1658,7 +1645,6 @@
               <w:bottom w:val="nil"/>
             </w:tcBorders>
             <w:shd w:val="clear" w:color="auto" w:fill="DBE5F1" w:themeFill="accent1" w:themeFillTint="33"/>
-            <w:tcMar/>
           </w:tcPr>
           <w:p>
             <w:pPr>
@@ -1688,7 +1674,6 @@
           <w:tcPr>
             <w:tcW w:w="2836" w:type="dxa"/>
             <w:vMerge/>
-            <w:tcMar/>
           </w:tcPr>
           <w:p>
             <w:pPr>
@@ -1704,45 +1689,44 @@
             <w:tcW w:w="7088" w:type="dxa"/>
             <w:tcBorders>
               <w:top w:val="nil"/>
-              <w:bottom w:val="double" w:color="auto" w:sz="4" w:space="0"/>
+              <w:bottom w:val="double" w:sz="4" w:space="0" w:color="auto"/>
             </w:tcBorders>
-            <w:tcMar/>
           </w:tcPr>
           <w:p>
             <w:pPr>
               <w:spacing w:before="120" w:after="120"/>
               <w:rPr>
-                <w:rFonts w:ascii="Calibri" w:hAnsi="Calibri" w:eastAsia="Calibri" w:cs="Calibri"/>
+                <w:rFonts w:ascii="Calibri" w:eastAsia="Calibri" w:hAnsi="Calibri" w:cs="Calibri"/>
                 <w:color w:val="000000" w:themeColor="text1"/>
               </w:rPr>
             </w:pPr>
             <w:r>
               <w:rPr>
-                <w:rFonts w:ascii="Calibri" w:hAnsi="Calibri" w:eastAsia="Calibri" w:cs="Calibri"/>
-                <w:color w:val="000000" w:themeColor="text1" w:themeTint="FF" w:themeShade="FF"/>
-              </w:rPr>
-              <w:t xml:space="preserve">Avoir un utilisateur </w:t>
-            </w:r>
-            <w:r>
-              <w:rPr>
-                <w:rFonts w:ascii="Calibri" w:hAnsi="Calibri" w:eastAsia="Calibri" w:cs="Calibri"/>
-                <w:color w:val="000000" w:themeColor="text1" w:themeTint="FF" w:themeShade="FF"/>
-              </w:rPr>
-              <w:t>dédié au déchiffrement des</w:t>
-            </w:r>
-            <w:r>
-              <w:rPr>
-                <w:rFonts w:ascii="Calibri" w:hAnsi="Calibri" w:eastAsia="Calibri" w:cs="Calibri"/>
-                <w:color w:val="000000" w:themeColor="text1" w:themeTint="FF" w:themeShade="FF"/>
-              </w:rPr>
-              <w:t xml:space="preserve"> fichiers chiffrés avec EFS </w:t>
-            </w:r>
-            <w:r>
-              <w:rPr>
-                <w:rFonts w:ascii="Calibri" w:hAnsi="Calibri" w:eastAsia="Calibri" w:cs="Calibri"/>
-                <w:color w:val="000000" w:themeColor="text1" w:themeTint="FF" w:themeShade="FF"/>
-              </w:rPr>
-              <w:t>en cas de dernier recours afin de garanti</w:t>
+                <w:rFonts w:ascii="Calibri" w:eastAsia="Calibri" w:hAnsi="Calibri" w:cs="Calibri"/>
+                <w:color w:val="000000" w:themeColor="text1"/>
+              </w:rPr>
+              <w:t>Apprendre à déployer et mettre en place</w:t>
+            </w:r>
+            <w:r>
+              <w:rPr>
+                <w:rFonts w:ascii="Calibri" w:eastAsia="Calibri" w:hAnsi="Calibri" w:cs="Calibri"/>
+                <w:color w:val="000000" w:themeColor="text1"/>
+              </w:rPr>
+              <w:t xml:space="preserve"> un serveur web virtuel prêt et en production </w:t>
+            </w:r>
+            <w:r>
+              <w:rPr>
+                <w:rFonts w:ascii="Calibri" w:eastAsia="Calibri" w:hAnsi="Calibri" w:cs="Calibri"/>
+                <w:color w:val="000000" w:themeColor="text1"/>
+              </w:rPr>
+              <w:t>pour les utilisateurs afin de comprendre les différent services (protocole, langage) nécessaire à son fonctionnement</w:t>
+            </w:r>
+            <w:r>
+              <w:rPr>
+                <w:rFonts w:ascii="Calibri" w:eastAsia="Calibri" w:hAnsi="Calibri" w:cs="Calibri"/>
+                <w:color w:val="000000" w:themeColor="text1"/>
+              </w:rPr>
+              <w:t>.</w:t>
             </w:r>
           </w:p>
         </w:tc>
@@ -1755,7 +1739,6 @@
           <w:tcPr>
             <w:tcW w:w="2836" w:type="dxa"/>
             <w:vMerge w:val="restart"/>
-            <w:tcMar/>
           </w:tcPr>
           <w:p>
             <w:pPr>
@@ -1778,11 +1761,10 @@
           <w:tcPr>
             <w:tcW w:w="7088" w:type="dxa"/>
             <w:tcBorders>
-              <w:top w:val="double" w:color="auto" w:sz="4" w:space="0"/>
+              <w:top w:val="double" w:sz="4" w:space="0" w:color="auto"/>
               <w:bottom w:val="nil"/>
             </w:tcBorders>
             <w:shd w:val="clear" w:color="auto" w:fill="DBE5F1" w:themeFill="accent1" w:themeFillTint="33"/>
-            <w:tcMar/>
           </w:tcPr>
           <w:p>
             <w:pPr>
@@ -1844,7 +1826,6 @@
           <w:tcPr>
             <w:tcW w:w="2836" w:type="dxa"/>
             <w:vMerge/>
-            <w:tcMar/>
           </w:tcPr>
           <w:p>
             <w:pPr>
@@ -1862,7 +1843,6 @@
             <w:tcBorders>
               <w:top w:val="nil"/>
             </w:tcBorders>
-            <w:tcMar/>
           </w:tcPr>
           <w:p>
             <w:pPr>
@@ -1878,6 +1858,13 @@
                 <w:color w:val="000000" w:themeColor="text1"/>
               </w:rPr>
               <w:t>On devait chercher tout par nous-même</w:t>
+            </w:r>
+            <w:r>
+              <w:rPr>
+                <w:rFonts w:asciiTheme="minorHAnsi" w:hAnsiTheme="minorHAnsi"/>
+                <w:color w:val="000000" w:themeColor="text1"/>
+              </w:rPr>
+              <w:t xml:space="preserve"> et l’OS était imposé</w:t>
             </w:r>
             <w:r>
               <w:rPr>
@@ -1906,9 +1893,9 @@
         <w:tblpPr w:leftFromText="141" w:rightFromText="141" w:vertAnchor="text" w:horzAnchor="margin" w:tblpXSpec="center" w:tblpY="260"/>
         <w:tblW w:w="9924" w:type="dxa"/>
         <w:tblBorders>
-          <w:top w:val="double" w:color="auto" w:sz="4" w:space="0"/>
-          <w:bottom w:val="double" w:color="auto" w:sz="4" w:space="0"/>
-          <w:insideH w:val="double" w:color="auto" w:sz="4" w:space="0"/>
+          <w:top w:val="double" w:sz="4" w:space="0" w:color="auto"/>
+          <w:bottom w:val="double" w:sz="4" w:space="0" w:color="auto"/>
+          <w:insideH w:val="double" w:sz="4" w:space="0" w:color="auto"/>
         </w:tblBorders>
         <w:tblLook w:val="04A0" w:firstRow="1" w:lastRow="0" w:firstColumn="1" w:lastColumn="0" w:noHBand="0" w:noVBand="1"/>
       </w:tblPr>
@@ -1925,9 +1912,8 @@
             <w:tcW w:w="2836" w:type="dxa"/>
             <w:vMerge w:val="restart"/>
             <w:tcBorders>
-              <w:right w:val="double" w:color="auto" w:sz="4" w:space="0"/>
+              <w:right w:val="double" w:sz="4" w:space="0" w:color="auto"/>
             </w:tcBorders>
-            <w:tcMar/>
           </w:tcPr>
           <w:p>
             <w:pPr>
@@ -1942,6 +1928,7 @@
                 <w:rFonts w:asciiTheme="minorHAnsi" w:hAnsiTheme="minorHAnsi"/>
                 <w:b/>
               </w:rPr>
+              <w:lastRenderedPageBreak/>
               <w:t xml:space="preserve">Compétences associées </w:t>
             </w:r>
             <w:r>
@@ -1964,11 +1951,10 @@
           <w:tcPr>
             <w:tcW w:w="7088" w:type="dxa"/>
             <w:tcBorders>
-              <w:left w:val="double" w:color="auto" w:sz="4" w:space="0"/>
+              <w:left w:val="double" w:sz="4" w:space="0" w:color="auto"/>
               <w:bottom w:val="nil"/>
             </w:tcBorders>
             <w:shd w:val="clear" w:color="auto" w:fill="DBE5F1" w:themeFill="accent1" w:themeFillTint="33"/>
-            <w:tcMar/>
           </w:tcPr>
           <w:p>
             <w:pPr>
@@ -2006,7 +1992,6 @@
           <w:tcPr>
             <w:tcW w:w="2836" w:type="dxa"/>
             <w:vMerge/>
-            <w:tcMar/>
           </w:tcPr>
           <w:p>
             <w:pPr>
@@ -2022,63 +2007,68 @@
             <w:tcW w:w="7088" w:type="dxa"/>
             <w:tcBorders>
               <w:top w:val="nil"/>
-              <w:left w:val="double" w:color="auto" w:sz="4" w:space="0"/>
-              <w:bottom w:val="double" w:color="auto" w:sz="4" w:space="0"/>
+              <w:left w:val="double" w:sz="4" w:space="0" w:color="auto"/>
+              <w:bottom w:val="double" w:sz="4" w:space="0" w:color="auto"/>
             </w:tcBorders>
-            <w:tcMar/>
           </w:tcPr>
           <w:p>
             <w:pPr>
               <w:spacing w:before="120" w:after="120"/>
               <w:rPr>
-                <w:rFonts w:ascii="Calibri" w:hAnsi="Calibri" w:eastAsia="Calibri" w:cs="Calibri"/>
-              </w:rPr>
-            </w:pPr>
-            <w:r>
-              <w:rPr>
-                <w:rFonts w:ascii="Calibri" w:hAnsi="Calibri" w:eastAsia="Calibri" w:cs="Calibri"/>
+                <w:rFonts w:ascii="Calibri" w:eastAsia="Calibri" w:hAnsi="Calibri" w:cs="Calibri"/>
+              </w:rPr>
+            </w:pPr>
+            <w:r>
+              <w:rPr>
+                <w:rFonts w:ascii="Calibri" w:eastAsia="Calibri" w:hAnsi="Calibri" w:cs="Calibri"/>
               </w:rPr>
               <w:t>-</w:t>
             </w:r>
             <w:r>
               <w:rPr>
-                <w:rFonts w:ascii="Calibri" w:hAnsi="Calibri" w:eastAsia="Calibri" w:cs="Calibri"/>
+                <w:rFonts w:ascii="Calibri" w:eastAsia="Calibri" w:hAnsi="Calibri" w:cs="Calibri"/>
               </w:rPr>
               <w:t>Administrer</w:t>
             </w:r>
             <w:r>
               <w:rPr>
-                <w:rFonts w:ascii="Calibri" w:hAnsi="Calibri" w:eastAsia="Calibri" w:cs="Calibri"/>
+                <w:rFonts w:ascii="Calibri" w:eastAsia="Calibri" w:hAnsi="Calibri" w:cs="Calibri"/>
               </w:rPr>
               <w:t xml:space="preserve"> et déployer</w:t>
             </w:r>
             <w:r>
               <w:rPr>
-                <w:rFonts w:ascii="Calibri" w:hAnsi="Calibri" w:eastAsia="Calibri" w:cs="Calibri"/>
+                <w:rFonts w:ascii="Calibri" w:eastAsia="Calibri" w:hAnsi="Calibri" w:cs="Calibri"/>
               </w:rPr>
               <w:t xml:space="preserve"> </w:t>
             </w:r>
             <w:r>
               <w:rPr>
-                <w:rFonts w:ascii="Calibri" w:hAnsi="Calibri" w:eastAsia="Calibri" w:cs="Calibri"/>
-              </w:rPr>
-              <w:t xml:space="preserve">le </w:t>
-            </w:r>
-            <w:r>
-              <w:rPr>
-                <w:rFonts w:ascii="Calibri" w:hAnsi="Calibri" w:eastAsia="Calibri" w:cs="Calibri"/>
-              </w:rPr>
-              <w:t xml:space="preserve">matériel </w:t>
-            </w:r>
-            <w:r>
-              <w:rPr>
-                <w:rFonts w:ascii="Calibri" w:hAnsi="Calibri" w:eastAsia="Calibri" w:cs="Calibri"/>
-              </w:rPr>
-              <w:t>informatique</w:t>
-            </w:r>
-            <w:r>
-              <w:rPr>
-                <w:rFonts w:ascii="Calibri" w:hAnsi="Calibri" w:eastAsia="Calibri" w:cs="Calibri"/>
+                <w:rFonts w:ascii="Calibri" w:eastAsia="Calibri" w:hAnsi="Calibri" w:cs="Calibri"/>
+              </w:rPr>
+              <w:t>le</w:t>
+            </w:r>
+            <w:r>
+              <w:rPr>
+                <w:rFonts w:ascii="Calibri" w:eastAsia="Calibri" w:hAnsi="Calibri" w:cs="Calibri"/>
+              </w:rPr>
+              <w:t xml:space="preserve">s services </w:t>
+            </w:r>
+            <w:r>
+              <w:rPr>
+                <w:rFonts w:ascii="Calibri" w:eastAsia="Calibri" w:hAnsi="Calibri" w:cs="Calibri"/>
+              </w:rPr>
+              <w:t>informatiques</w:t>
+            </w:r>
+            <w:r>
+              <w:rPr>
+                <w:rFonts w:ascii="Calibri" w:eastAsia="Calibri" w:hAnsi="Calibri" w:cs="Calibri"/>
+              </w:rPr>
+              <w:t xml:space="preserve"> pour les utilisateurs</w:t>
+            </w:r>
+            <w:r>
+              <w:rPr>
+                <w:rFonts w:ascii="Calibri" w:eastAsia="Calibri" w:hAnsi="Calibri" w:cs="Calibri"/>
               </w:rPr>
               <w:t>.</w:t>
             </w:r>
@@ -2094,9 +2084,9 @@
         <w:tblW w:w="9924" w:type="dxa"/>
         <w:tblInd w:w="-318" w:type="dxa"/>
         <w:tblBorders>
-          <w:top w:val="double" w:color="auto" w:sz="4" w:space="0"/>
-          <w:bottom w:val="double" w:color="auto" w:sz="4" w:space="0"/>
-          <w:insideH w:val="double" w:color="auto" w:sz="4" w:space="0"/>
+          <w:top w:val="double" w:sz="4" w:space="0" w:color="auto"/>
+          <w:bottom w:val="double" w:sz="4" w:space="0" w:color="auto"/>
+          <w:insideH w:val="double" w:sz="4" w:space="0" w:color="auto"/>
         </w:tblBorders>
         <w:tblLook w:val="04A0" w:firstRow="1" w:lastRow="0" w:firstColumn="1" w:lastColumn="0" w:noHBand="0" w:noVBand="1"/>
       </w:tblPr>
@@ -2114,7 +2104,6 @@
               <w:bottom w:val="nil"/>
             </w:tcBorders>
             <w:shd w:val="clear" w:color="auto" w:fill="DBE5F1" w:themeFill="accent1" w:themeFillTint="33"/>
-            <w:tcMar/>
           </w:tcPr>
           <w:p>
             <w:pPr>
@@ -2156,7 +2145,6 @@
               <w:bottom w:val="nil"/>
             </w:tcBorders>
             <w:shd w:val="clear" w:color="auto" w:fill="DBE5F1" w:themeFill="accent1" w:themeFillTint="33"/>
-            <w:tcMar/>
           </w:tcPr>
           <w:p>
             <w:pPr>
@@ -2167,13 +2155,23 @@
                 <w:sz w:val="20"/>
               </w:rPr>
             </w:pPr>
+            <w:proofErr w:type="gramStart"/>
             <w:r>
               <w:rPr>
                 <w:rFonts w:asciiTheme="minorHAnsi" w:hAnsiTheme="minorHAnsi"/>
                 <w:b/>
                 <w:sz w:val="20"/>
               </w:rPr>
-              <w:t>en mettant en évidence la démarche suivie, les méthodes et les techniques utilisées</w:t>
+              <w:t>en</w:t>
+            </w:r>
+            <w:proofErr w:type="gramEnd"/>
+            <w:r>
+              <w:rPr>
+                <w:rFonts w:asciiTheme="minorHAnsi" w:hAnsiTheme="minorHAnsi"/>
+                <w:b/>
+                <w:sz w:val="20"/>
+              </w:rPr>
+              <w:t xml:space="preserve"> mettant en évidence la démarche suivie, les méthodes et les techniques utilisées</w:t>
             </w:r>
           </w:p>
         </w:tc>
@@ -2185,7 +2183,6 @@
             <w:tcBorders>
               <w:top w:val="nil"/>
             </w:tcBorders>
-            <w:tcMar/>
           </w:tcPr>
           <w:p>
             <w:pPr>
@@ -2193,9 +2190,337 @@
               <w:jc w:val="center"/>
             </w:pPr>
             <w:r>
-              <w:rPr/>
-              <w:t>D</w:t>
-            </w:r>
+              <w:t xml:space="preserve">Après </w:t>
+            </w:r>
+            <w:r>
+              <w:t xml:space="preserve">avoir correctement et proprement </w:t>
+            </w:r>
+            <w:r>
+              <w:t xml:space="preserve">installé la machine Debian 11 </w:t>
+            </w:r>
+            <w:r>
+              <w:t>CLI</w:t>
+            </w:r>
+            <w:r>
+              <w:t>, il faut installer les services :</w:t>
+            </w:r>
+          </w:p>
+          <w:p>
+            <w:pPr>
+              <w:pStyle w:val="NormalWeb"/>
+            </w:pPr>
+            <w:r>
+              <w:t>Je</w:t>
+            </w:r>
+            <w:r>
+              <w:t xml:space="preserve"> commence </w:t>
+            </w:r>
+            <w:r>
+              <w:t xml:space="preserve">par </w:t>
+            </w:r>
+            <w:r>
+              <w:rPr>
+                <w:rStyle w:val="lev"/>
+              </w:rPr>
+              <w:t>installe</w:t>
+            </w:r>
+            <w:r>
+              <w:rPr>
+                <w:rStyle w:val="lev"/>
+              </w:rPr>
+              <w:t>r</w:t>
+            </w:r>
+            <w:r>
+              <w:rPr>
+                <w:rStyle w:val="lev"/>
+              </w:rPr>
+              <w:t xml:space="preserve"> Apache</w:t>
+            </w:r>
+            <w:r>
+              <w:t>, qui</w:t>
+            </w:r>
+            <w:r>
+              <w:t xml:space="preserve"> est </w:t>
+            </w:r>
+            <w:r>
+              <w:t>le programme central</w:t>
+            </w:r>
+            <w:r>
+              <w:t xml:space="preserve"> ser</w:t>
+            </w:r>
+            <w:r>
+              <w:t>vant</w:t>
+            </w:r>
+            <w:r>
+              <w:t xml:space="preserve"> de serveur web. Cette étape </w:t>
+            </w:r>
+            <w:r>
+              <w:t xml:space="preserve">est </w:t>
+            </w:r>
+            <w:r>
+              <w:t>cruciale</w:t>
+            </w:r>
+            <w:r>
+              <w:t xml:space="preserve"> et </w:t>
+            </w:r>
+            <w:r>
+              <w:t>permet à la machine</w:t>
+            </w:r>
+            <w:r>
+              <w:t xml:space="preserve"> (</w:t>
+            </w:r>
+            <w:r>
+              <w:t>via des hôtes virtuelles</w:t>
+            </w:r>
+            <w:r>
+              <w:t>)</w:t>
+            </w:r>
+            <w:r>
+              <w:t xml:space="preserve"> </w:t>
+            </w:r>
+            <w:r>
+              <w:t>d’héberger et de traiter des requêtes HTTP entrant afin</w:t>
+            </w:r>
+            <w:r>
+              <w:t xml:space="preserve"> d’afficher des pages web accessibles depuis un navigateur.</w:t>
+            </w:r>
+          </w:p>
+          <w:p>
+            <w:pPr>
+              <w:pStyle w:val="NormalWeb"/>
+            </w:pPr>
+            <w:r>
+              <w:t xml:space="preserve">Après cela, </w:t>
+            </w:r>
+            <w:r>
+              <w:rPr>
+                <w:rStyle w:val="lev"/>
+              </w:rPr>
+              <w:t>j’installe PHP</w:t>
+            </w:r>
+            <w:r>
+              <w:t xml:space="preserve">, le langage utilisé par WordPress pour fonctionner. Je configure </w:t>
+            </w:r>
+            <w:r>
+              <w:t xml:space="preserve">et finalise </w:t>
+            </w:r>
+            <w:r>
+              <w:t>également son</w:t>
+            </w:r>
+            <w:r>
+              <w:t xml:space="preserve"> installation et</w:t>
+            </w:r>
+            <w:r>
+              <w:t xml:space="preserve"> intégration avec </w:t>
+            </w:r>
+            <w:r>
+              <w:rPr>
+                <w:b/>
+              </w:rPr>
+              <w:t>Apache</w:t>
+            </w:r>
+            <w:r>
+              <w:t xml:space="preserve"> afin que les pages dynamiques puissent être exécutées </w:t>
+            </w:r>
+            <w:r>
+              <w:t xml:space="preserve">et affichés </w:t>
+            </w:r>
+            <w:r>
+              <w:t>correctement</w:t>
+            </w:r>
+            <w:r>
+              <w:t xml:space="preserve"> en fonction des données</w:t>
+            </w:r>
+            <w:r>
+              <w:t>.</w:t>
+            </w:r>
+          </w:p>
+          <w:p>
+            <w:pPr>
+              <w:pStyle w:val="NormalWeb"/>
+            </w:pPr>
+            <w:r>
+              <w:t xml:space="preserve">Puis, </w:t>
+            </w:r>
+            <w:r>
+              <w:rPr>
+                <w:rStyle w:val="lev"/>
+              </w:rPr>
+              <w:t xml:space="preserve">j’installe </w:t>
+            </w:r>
+            <w:proofErr w:type="spellStart"/>
+            <w:r>
+              <w:rPr>
+                <w:rStyle w:val="lev"/>
+              </w:rPr>
+              <w:t>MariaDB</w:t>
+            </w:r>
+            <w:proofErr w:type="spellEnd"/>
+            <w:r>
+              <w:t>, qui sert de système de gestion de base de données</w:t>
+            </w:r>
+            <w:r>
+              <w:t xml:space="preserve"> avec laquelle le </w:t>
+            </w:r>
+            <w:r>
+              <w:rPr>
+                <w:b/>
+              </w:rPr>
+              <w:t>PHP</w:t>
+            </w:r>
+            <w:r>
+              <w:t xml:space="preserve"> du site web communique</w:t>
+            </w:r>
+            <w:r>
+              <w:t>. Cette base permet de stocker les informations du site web, les utilisateurs</w:t>
+            </w:r>
+            <w:r>
+              <w:t xml:space="preserve"> et leurs données, </w:t>
+            </w:r>
+            <w:r>
+              <w:t>et les paramètres.</w:t>
+            </w:r>
+          </w:p>
+          <w:p>
+            <w:pPr>
+              <w:pStyle w:val="NormalWeb"/>
+            </w:pPr>
+            <w:r>
+              <w:t xml:space="preserve">Une fois ces services installés, </w:t>
+            </w:r>
+            <w:r>
+              <w:rPr>
+                <w:rStyle w:val="lev"/>
+              </w:rPr>
+              <w:t>j’installe PhpMyAdmin</w:t>
+            </w:r>
+            <w:r>
+              <w:t xml:space="preserve"> afin de faciliter l’administration de la base de données grâce à une interface web plus simple d’utilisation.</w:t>
+            </w:r>
+          </w:p>
+          <w:p>
+            <w:pPr>
+              <w:pStyle w:val="NormalWeb"/>
+            </w:pPr>
+            <w:r>
+              <w:t xml:space="preserve">Ensuite, </w:t>
+            </w:r>
+            <w:r>
+              <w:rPr>
+                <w:rStyle w:val="lev"/>
+              </w:rPr>
+              <w:t xml:space="preserve">j’installe </w:t>
+            </w:r>
+            <w:proofErr w:type="spellStart"/>
+            <w:r>
+              <w:rPr>
+                <w:rStyle w:val="lev"/>
+              </w:rPr>
+              <w:t>Webmin</w:t>
+            </w:r>
+            <w:proofErr w:type="spellEnd"/>
+            <w:r>
+              <w:t>, un outil d’administration permettant de gérer plus facilement le serveur</w:t>
+            </w:r>
+            <w:r>
+              <w:t>/machine web</w:t>
+            </w:r>
+            <w:r>
+              <w:t>, les utilisateurs et certains paramètres système à distance.</w:t>
+            </w:r>
+          </w:p>
+          <w:p>
+            <w:pPr>
+              <w:pStyle w:val="NormalWeb"/>
+            </w:pPr>
+            <w:r>
+              <w:t xml:space="preserve">Enfin, </w:t>
+            </w:r>
+            <w:r>
+              <w:rPr>
+                <w:rStyle w:val="lev"/>
+              </w:rPr>
+              <w:t>je procède à l’installation du CMS WordPress</w:t>
+            </w:r>
+            <w:r>
+              <w:t>. Je configure la connexion à la base de données et je finalise la mise en place du site web.</w:t>
+            </w:r>
+          </w:p>
+          <w:p>
+            <w:pPr>
+              <w:pStyle w:val="NormalWeb"/>
+            </w:pPr>
+            <w:r>
+              <w:t xml:space="preserve">Après l’installation de WordPress, </w:t>
+            </w:r>
+            <w:r>
+              <w:rPr>
+                <w:rStyle w:val="lev"/>
+              </w:rPr>
+              <w:t>je personnalise le site</w:t>
+            </w:r>
+            <w:r>
+              <w:t xml:space="preserve"> en choisissant et en installant un thème adapté aux besoins du projet</w:t>
+            </w:r>
+            <w:r>
+              <w:t xml:space="preserve"> web</w:t>
+            </w:r>
+            <w:r>
+              <w:t>. Je crée ensuite les pages indispensables du site, comme l’accueil, la présentation ou la page de contact.</w:t>
+            </w:r>
+          </w:p>
+          <w:p>
+            <w:pPr>
+              <w:pStyle w:val="NormalWeb"/>
+            </w:pPr>
+            <w:r>
+              <w:t xml:space="preserve">Pour terminer, </w:t>
+            </w:r>
+            <w:r>
+              <w:rPr>
+                <w:rStyle w:val="lev"/>
+              </w:rPr>
+              <w:t>j’ajoute une fonctionnalité de gestion des droits d’accès aux fichiers</w:t>
+            </w:r>
+            <w:r>
+              <w:t xml:space="preserve"> afin de sécuriser certaines ressources et contrôler les permissions des utilisateurs sur le serveur.</w:t>
+            </w:r>
+          </w:p>
+          <w:p>
+            <w:pPr>
+              <w:pStyle w:val="NormalWeb"/>
+            </w:pPr>
+            <w:r>
+              <w:t xml:space="preserve">Grâce à cette démarche, </w:t>
+            </w:r>
+            <w:r>
+              <w:rPr>
+                <w:rStyle w:val="lev"/>
+              </w:rPr>
+              <w:t>on obtient un serveur web virtuel complet</w:t>
+            </w:r>
+            <w:r>
+              <w:rPr>
+                <w:rStyle w:val="lev"/>
+              </w:rPr>
+              <w:t>, en production</w:t>
+            </w:r>
+            <w:bookmarkStart w:id="0" w:name="_GoBack"/>
+            <w:bookmarkEnd w:id="0"/>
+            <w:r>
+              <w:rPr>
+                <w:rStyle w:val="lev"/>
+              </w:rPr>
+              <w:t xml:space="preserve"> et fonctionnel</w:t>
+            </w:r>
+            <w:r>
+              <w:t>, capable d’héberger et d’administrer un site WordPress de manière sécurisée.</w:t>
+            </w:r>
+          </w:p>
+          <w:p>
+            <w:pPr>
+              <w:spacing w:before="240" w:after="240"/>
+            </w:pPr>
           </w:p>
           <w:p>
             <w:pPr>
@@ -2214,9 +2539,9 @@
         <w:tblW w:w="9924" w:type="dxa"/>
         <w:tblInd w:w="-318" w:type="dxa"/>
         <w:tblBorders>
-          <w:top w:val="double" w:color="auto" w:sz="4" w:space="0"/>
-          <w:bottom w:val="double" w:color="auto" w:sz="4" w:space="0"/>
-          <w:insideH w:val="double" w:color="auto" w:sz="4" w:space="0"/>
+          <w:top w:val="double" w:sz="4" w:space="0" w:color="auto"/>
+          <w:bottom w:val="double" w:sz="4" w:space="0" w:color="auto"/>
+          <w:insideH w:val="double" w:sz="4" w:space="0" w:color="auto"/>
         </w:tblBorders>
         <w:tblLook w:val="04A0" w:firstRow="1" w:lastRow="0" w:firstColumn="1" w:lastColumn="0" w:noHBand="0" w:noVBand="1"/>
       </w:tblPr>
@@ -2233,9 +2558,8 @@
             <w:tcW w:w="2836" w:type="dxa"/>
             <w:vMerge w:val="restart"/>
             <w:tcBorders>
-              <w:right w:val="double" w:color="auto" w:sz="4" w:space="0"/>
+              <w:right w:val="double" w:sz="4" w:space="0" w:color="auto"/>
             </w:tcBorders>
-            <w:tcMar/>
           </w:tcPr>
           <w:p>
             <w:pPr>
@@ -2257,11 +2581,10 @@
           <w:tcPr>
             <w:tcW w:w="7088" w:type="dxa"/>
             <w:tcBorders>
-              <w:left w:val="double" w:color="auto" w:sz="4" w:space="0"/>
+              <w:left w:val="double" w:sz="4" w:space="0" w:color="auto"/>
               <w:bottom w:val="nil"/>
             </w:tcBorders>
             <w:shd w:val="clear" w:color="auto" w:fill="DBE5F1" w:themeFill="accent1" w:themeFillTint="33"/>
-            <w:tcMar/>
           </w:tcPr>
           <w:p>
             <w:pPr>
@@ -2301,7 +2624,6 @@
           <w:tcPr>
             <w:tcW w:w="2836" w:type="dxa"/>
             <w:vMerge/>
-            <w:tcMar/>
           </w:tcPr>
           <w:p>
             <w:pPr>
@@ -2317,18 +2639,23 @@
             <w:tcW w:w="7088" w:type="dxa"/>
             <w:tcBorders>
               <w:top w:val="nil"/>
-              <w:left w:val="double" w:color="auto" w:sz="4" w:space="0"/>
-              <w:bottom w:val="double" w:color="auto" w:sz="4" w:space="0"/>
+              <w:left w:val="double" w:sz="4" w:space="0" w:color="auto"/>
+              <w:bottom w:val="double" w:sz="4" w:space="0" w:color="auto"/>
             </w:tcBorders>
-            <w:tcMar/>
           </w:tcPr>
           <w:p>
             <w:pPr>
               <w:spacing w:before="120" w:after="120"/>
               <w:rPr>
-                <w:rFonts w:ascii="Calibri" w:hAnsi="Calibri" w:asciiTheme="minorAscii" w:hAnsiTheme="minorAscii"/>
-              </w:rPr>
-            </w:pPr>
+                <w:rFonts w:asciiTheme="minorHAnsi" w:hAnsiTheme="minorHAnsi"/>
+              </w:rPr>
+            </w:pPr>
+            <w:r>
+              <w:rPr>
+                <w:rFonts w:asciiTheme="minorHAnsi" w:hAnsiTheme="minorHAnsi"/>
+              </w:rPr>
+              <w:t>C’était très chronophage mais extrêmement enrichissant et plaisant à décortiquer. Je comprends maintenant comment un serveur web fonctionne et s’organise de la façon la plus primitive possible.</w:t>
+            </w:r>
           </w:p>
         </w:tc>
       </w:tr>
@@ -2341,9 +2668,9 @@
         <w:tblW w:w="10756" w:type="dxa"/>
         <w:tblInd w:w="-318" w:type="dxa"/>
         <w:tblBorders>
-          <w:top w:val="double" w:color="auto" w:sz="4" w:space="0"/>
-          <w:bottom w:val="double" w:color="auto" w:sz="4" w:space="0"/>
-          <w:insideH w:val="double" w:color="auto" w:sz="4" w:space="0"/>
+          <w:top w:val="double" w:sz="4" w:space="0" w:color="auto"/>
+          <w:bottom w:val="double" w:sz="4" w:space="0" w:color="auto"/>
+          <w:insideH w:val="double" w:sz="4" w:space="0" w:color="auto"/>
         </w:tblBorders>
         <w:tblLook w:val="04A0" w:firstRow="1" w:lastRow="0" w:firstColumn="1" w:lastColumn="0" w:noHBand="0" w:noVBand="1"/>
       </w:tblPr>
@@ -2360,9 +2687,8 @@
             <w:tcW w:w="2836" w:type="dxa"/>
             <w:vMerge w:val="restart"/>
             <w:tcBorders>
-              <w:right w:val="double" w:color="auto" w:sz="4" w:space="0"/>
+              <w:right w:val="double" w:sz="4" w:space="0" w:color="auto"/>
             </w:tcBorders>
-            <w:tcMar/>
           </w:tcPr>
           <w:p>
             <w:pPr>
@@ -2384,11 +2710,10 @@
           <w:tcPr>
             <w:tcW w:w="7920" w:type="dxa"/>
             <w:tcBorders>
-              <w:left w:val="double" w:color="auto" w:sz="4" w:space="0"/>
+              <w:left w:val="double" w:sz="4" w:space="0" w:color="auto"/>
               <w:bottom w:val="nil"/>
             </w:tcBorders>
             <w:shd w:val="clear" w:color="auto" w:fill="DBE5F1" w:themeFill="accent1" w:themeFillTint="33"/>
-            <w:tcMar/>
           </w:tcPr>
           <w:p>
             <w:pPr>
@@ -2418,7 +2743,6 @@
           <w:tcPr>
             <w:tcW w:w="2836" w:type="dxa"/>
             <w:vMerge/>
-            <w:tcMar/>
           </w:tcPr>
           <w:p>
             <w:pPr>
@@ -2434,29 +2758,40 @@
             <w:tcW w:w="7920" w:type="dxa"/>
             <w:tcBorders>
               <w:top w:val="nil"/>
-              <w:left w:val="double" w:color="auto" w:sz="4" w:space="0"/>
-              <w:bottom w:val="double" w:color="auto" w:sz="4" w:space="0"/>
+              <w:left w:val="double" w:sz="4" w:space="0" w:color="auto"/>
+              <w:bottom w:val="double" w:sz="4" w:space="0" w:color="auto"/>
             </w:tcBorders>
-            <w:tcMar/>
           </w:tcPr>
           <w:p>
             <w:pPr>
               <w:spacing w:before="121"/>
-              <w:ind w:left="110"/>
-            </w:pPr>
-            <w:r>
-              <w:rPr>
-                <w:rFonts w:ascii="Calibri" w:hAnsi="Calibri" w:eastAsia="Calibri" w:cs="Calibri"/>
+              <w:rPr>
+                <w:lang w:val="en-US"/>
+              </w:rPr>
+            </w:pPr>
+            <w:r>
+              <w:rPr>
+                <w:rFonts w:ascii="Calibri" w:eastAsia="Calibri" w:hAnsi="Calibri" w:cs="Calibri"/>
                 <w:szCs w:val="24"/>
-              </w:rPr>
-              <w:t xml:space="preserve">VirtualBox : </w:t>
+                <w:lang w:val="en-US"/>
+              </w:rPr>
+              <w:t>VirtualBox:</w:t>
+            </w:r>
+            <w:r>
+              <w:rPr>
+                <w:rFonts w:ascii="Calibri" w:eastAsia="Calibri" w:hAnsi="Calibri" w:cs="Calibri"/>
+                <w:szCs w:val="24"/>
+                <w:lang w:val="en-US"/>
+              </w:rPr>
+              <w:t xml:space="preserve"> </w:t>
             </w:r>
             <w:hyperlink r:id="rId9">
               <w:r>
                 <w:rPr>
                   <w:rStyle w:val="Lienhypertexte"/>
-                  <w:rFonts w:ascii="Calibri" w:hAnsi="Calibri" w:eastAsia="Calibri" w:cs="Calibri"/>
+                  <w:rFonts w:ascii="Calibri" w:eastAsia="Calibri" w:hAnsi="Calibri" w:cs="Calibri"/>
                   <w:szCs w:val="24"/>
+                  <w:lang w:val="en-US"/>
                 </w:rPr>
                 <w:t>https://www.virtualbox.org/</w:t>
               </w:r>
@@ -2464,43 +2799,43 @@
           </w:p>
           <w:p>
             <w:pPr>
-              <w:pStyle w:val="Normal"/>
-              <w:suppressLineNumbers w:val="0"/>
-              <w:bidi w:val="0"/>
-              <w:spacing w:before="120" w:beforeAutospacing="off" w:after="120" w:afterAutospacing="off" w:line="240" w:lineRule="auto"/>
-              <w:ind w:left="0" w:right="0"/>
-              <w:jc w:val="left"/>
-              <w:rPr>
-                <w:rFonts w:ascii="Calibri" w:hAnsi="Calibri" w:eastAsia="Calibri" w:cs="Calibri"/>
-                <w:noProof w:val="0"/>
-                <w:sz w:val="24"/>
-                <w:szCs w:val="24"/>
-                <w:lang w:val="fr-FR"/>
-              </w:rPr>
-            </w:pPr>
-            <w:r>
-              <w:rPr>
-                <w:rFonts w:ascii="Calibri" w:hAnsi="Calibri" w:asciiTheme="minorAscii" w:hAnsiTheme="minorAscii"/>
+              <w:spacing w:before="120" w:after="120"/>
+              <w:rPr>
+                <w:rFonts w:asciiTheme="minorHAnsi" w:hAnsiTheme="minorHAnsi"/>
                 <w:lang w:val="en-US"/>
               </w:rPr>
-              <w:t xml:space="preserve"> ISO Debian 11: https://get.debian.org/images/archive/11.5.0/amd64/iso-cd/</w:t>
-            </w:r>
-          </w:p>
-          <w:p>
-            <w:pPr>
-              <w:spacing w:before="120" w:after="120"/>
-              <w:rPr>
-                <w:rFonts w:asciiTheme="minorHAnsi" w:hAnsiTheme="minorHAnsi"/>
-              </w:rPr>
-            </w:pPr>
+            </w:pPr>
+            <w:r>
+              <w:rPr>
+                <w:rFonts w:asciiTheme="minorHAnsi" w:hAnsiTheme="minorHAnsi"/>
+                <w:lang w:val="en-US"/>
+              </w:rPr>
+              <w:t xml:space="preserve"> ISO Debian 11: </w:t>
+            </w:r>
+            <w:hyperlink r:id="rId10" w:history="1">
+              <w:r>
+                <w:rPr>
+                  <w:rStyle w:val="Lienhypertexte"/>
+                  <w:rFonts w:asciiTheme="minorHAnsi" w:hAnsiTheme="minorHAnsi"/>
+                  <w:lang w:val="en-US"/>
+                </w:rPr>
+                <w:t>https://get.debian.org/images/archive/11.5.0/amd64/iso-cd/</w:t>
+              </w:r>
+            </w:hyperlink>
           </w:p>
         </w:tc>
       </w:tr>
     </w:tbl>
-    <w:p/>
+    <w:p>
+      <w:pPr>
+        <w:rPr>
+          <w:lang w:val="en-US"/>
+        </w:rPr>
+      </w:pPr>
+    </w:p>
     <w:sectPr>
-      <w:footerReference w:type="default" r:id="rId10"/>
-      <w:pgSz w:w="11906" w:h="16838" w:orient="portrait"/>
+      <w:footerReference w:type="default" r:id="rId11"/>
+      <w:pgSz w:w="11906" w:h="16838"/>
       <w:pgMar w:top="993" w:right="1417" w:bottom="1135" w:left="1417" w:header="708" w:footer="433" w:gutter="0"/>
       <w:cols w:space="708"/>
       <w:docGrid w:linePitch="360"/>
@@ -2510,7 +2845,7 @@
 </file>
 
 <file path=word/endnotes.xml><?xml version="1.0" encoding="utf-8"?>
-<w:endnotes xmlns:wpc="http://schemas.microsoft.com/office/word/2010/wordprocessingCanvas" xmlns:cx="http://schemas.microsoft.com/office/drawing/2014/chartex" xmlns:cx1="http://schemas.microsoft.com/office/drawing/2015/9/8/chartex" xmlns:cx2="http://schemas.microsoft.com/office/drawing/2015/10/21/chartex" xmlns:cx3="http://schemas.microsoft.com/office/drawing/2016/5/9/chartex" xmlns:cx4="http://schemas.microsoft.com/office/drawing/2016/5/10/chartex" xmlns:cx5="http://schemas.microsoft.com/office/drawing/2016/5/11/chartex" xmlns:cx6="http://schemas.microsoft.com/office/drawing/2016/5/12/chartex" xmlns:cx7="http://schemas.microsoft.com/office/drawing/2016/5/13/chartex" xmlns:cx8="http://schemas.microsoft.com/office/drawing/2016/5/14/chartex" xmlns:mc="http://schemas.openxmlformats.org/markup-compatibility/2006" xmlns:aink="http://schemas.microsoft.com/office/drawing/2016/ink" xmlns:am3d="http://schemas.microsoft.com/office/drawing/2017/model3d" xmlns:o="urn:schemas-microsoft-com:office:office" xmlns:oel="http://schemas.microsoft.com/office/2019/extlst" xmlns:r="http://schemas.openxmlformats.org/officeDocument/2006/relationships" xmlns:m="http://schemas.openxmlformats.org/officeDocument/2006/math" xmlns:v="urn:schemas-microsoft-com:vml" xmlns:wp14="http://schemas.microsoft.com/office/word/2010/wordprocessingDrawing" xmlns:wp="http://schemas.openxmlformats.org/drawingml/2006/wordprocessingDrawing" xmlns:w10="urn:schemas-microsoft-com:office:word" xmlns:w="http://schemas.openxmlformats.org/wordprocessingml/2006/main" xmlns:w14="http://schemas.microsoft.com/office/word/2010/wordml" xmlns:w15="http://schemas.microsoft.com/office/word/2012/wordml" xmlns:w16cex="http://schemas.microsoft.com/office/word/2018/wordml/cex" xmlns:w16cid="http://schemas.microsoft.com/office/word/2016/wordml/cid" xmlns:w16="http://schemas.microsoft.com/office/word/2018/wordml" xmlns:w16du="http://schemas.microsoft.com/office/word/2023/wordml/word16du" xmlns:w16sdtdh="http://schemas.microsoft.com/office/word/2020/wordml/sdtdatahash" xmlns:w16sdtfl="http://schemas.microsoft.com/office/word/2024/wordml/sdtformatlock" xmlns:w16se="http://schemas.microsoft.com/office/word/2015/wordml/symex" xmlns:wpg="http://schemas.microsoft.com/office/word/2010/wordprocessingGroup" xmlns:wpi="http://schemas.microsoft.com/office/word/2010/wordprocessingInk" xmlns:wne="http://schemas.microsoft.com/office/word/2006/wordml" xmlns:wps="http://schemas.microsoft.com/office/word/2010/wordprocessingShape" mc:Ignorable="w14 w15 w16se w16cid w16 w16cex w16sdtdh w16sdtfl w16du wp14">
+<w:endnotes xmlns:wpc="http://schemas.microsoft.com/office/word/2010/wordprocessingCanvas" xmlns:cx="http://schemas.microsoft.com/office/drawing/2014/chartex" xmlns:cx1="http://schemas.microsoft.com/office/drawing/2015/9/8/chartex" xmlns:cx2="http://schemas.microsoft.com/office/drawing/2015/10/21/chartex" xmlns:cx3="http://schemas.microsoft.com/office/drawing/2016/5/9/chartex" xmlns:cx4="http://schemas.microsoft.com/office/drawing/2016/5/10/chartex" xmlns:cx5="http://schemas.microsoft.com/office/drawing/2016/5/11/chartex" xmlns:cx6="http://schemas.microsoft.com/office/drawing/2016/5/12/chartex" xmlns:cx7="http://schemas.microsoft.com/office/drawing/2016/5/13/chartex" xmlns:cx8="http://schemas.microsoft.com/office/drawing/2016/5/14/chartex" xmlns:mc="http://schemas.openxmlformats.org/markup-compatibility/2006" xmlns:aink="http://schemas.microsoft.com/office/drawing/2016/ink" xmlns:am3d="http://schemas.microsoft.com/office/drawing/2017/model3d" xmlns:o="urn:schemas-microsoft-com:office:office" xmlns:r="http://schemas.openxmlformats.org/officeDocument/2006/relationships" xmlns:m="http://schemas.openxmlformats.org/officeDocument/2006/math" xmlns:v="urn:schemas-microsoft-com:vml" xmlns:wp14="http://schemas.microsoft.com/office/word/2010/wordprocessingDrawing" xmlns:wp="http://schemas.openxmlformats.org/drawingml/2006/wordprocessingDrawing" xmlns:w10="urn:schemas-microsoft-com:office:word" xmlns:w="http://schemas.openxmlformats.org/wordprocessingml/2006/main" xmlns:w14="http://schemas.microsoft.com/office/word/2010/wordml" xmlns:w15="http://schemas.microsoft.com/office/word/2012/wordml" xmlns:w16cid="http://schemas.microsoft.com/office/word/2016/wordml/cid" xmlns:w16se="http://schemas.microsoft.com/office/word/2015/wordml/symex" xmlns:wpg="http://schemas.microsoft.com/office/word/2010/wordprocessingGroup" xmlns:wpi="http://schemas.microsoft.com/office/word/2010/wordprocessingInk" xmlns:wne="http://schemas.microsoft.com/office/word/2006/wordml" xmlns:wps="http://schemas.microsoft.com/office/word/2010/wordprocessingShape" mc:Ignorable="w14 w15 w16se w16cid wp14">
   <w:endnote w:type="separator" w:id="-1">
     <w:p>
       <w:r>
@@ -2529,12 +2864,12 @@
 </file>
 
 <file path=word/footer1.xml><?xml version="1.0" encoding="utf-8"?>
-<w:ftr xmlns:wpc="http://schemas.microsoft.com/office/word/2010/wordprocessingCanvas" xmlns:cx="http://schemas.microsoft.com/office/drawing/2014/chartex" xmlns:cx1="http://schemas.microsoft.com/office/drawing/2015/9/8/chartex" xmlns:cx2="http://schemas.microsoft.com/office/drawing/2015/10/21/chartex" xmlns:cx3="http://schemas.microsoft.com/office/drawing/2016/5/9/chartex" xmlns:cx4="http://schemas.microsoft.com/office/drawing/2016/5/10/chartex" xmlns:cx5="http://schemas.microsoft.com/office/drawing/2016/5/11/chartex" xmlns:cx6="http://schemas.microsoft.com/office/drawing/2016/5/12/chartex" xmlns:cx7="http://schemas.microsoft.com/office/drawing/2016/5/13/chartex" xmlns:cx8="http://schemas.microsoft.com/office/drawing/2016/5/14/chartex" xmlns:mc="http://schemas.openxmlformats.org/markup-compatibility/2006" xmlns:aink="http://schemas.microsoft.com/office/drawing/2016/ink" xmlns:am3d="http://schemas.microsoft.com/office/drawing/2017/model3d" xmlns:o="urn:schemas-microsoft-com:office:office" xmlns:oel="http://schemas.microsoft.com/office/2019/extlst" xmlns:r="http://schemas.openxmlformats.org/officeDocument/2006/relationships" xmlns:m="http://schemas.openxmlformats.org/officeDocument/2006/math" xmlns:v="urn:schemas-microsoft-com:vml" xmlns:wp14="http://schemas.microsoft.com/office/word/2010/wordprocessingDrawing" xmlns:wp="http://schemas.openxmlformats.org/drawingml/2006/wordprocessingDrawing" xmlns:w10="urn:schemas-microsoft-com:office:word" xmlns:w="http://schemas.openxmlformats.org/wordprocessingml/2006/main" xmlns:w14="http://schemas.microsoft.com/office/word/2010/wordml" xmlns:w15="http://schemas.microsoft.com/office/word/2012/wordml" xmlns:w16cex="http://schemas.microsoft.com/office/word/2018/wordml/cex" xmlns:w16cid="http://schemas.microsoft.com/office/word/2016/wordml/cid" xmlns:w16="http://schemas.microsoft.com/office/word/2018/wordml" xmlns:w16du="http://schemas.microsoft.com/office/word/2023/wordml/word16du" xmlns:w16sdtdh="http://schemas.microsoft.com/office/word/2020/wordml/sdtdatahash" xmlns:w16sdtfl="http://schemas.microsoft.com/office/word/2024/wordml/sdtformatlock" xmlns:w16se="http://schemas.microsoft.com/office/word/2015/wordml/symex" xmlns:wpg="http://schemas.microsoft.com/office/word/2010/wordprocessingGroup" xmlns:wpi="http://schemas.microsoft.com/office/word/2010/wordprocessingInk" xmlns:wne="http://schemas.microsoft.com/office/word/2006/wordml" xmlns:wps="http://schemas.microsoft.com/office/word/2010/wordprocessingShape" xmlns:a="http://schemas.openxmlformats.org/drawingml/2006/main" mc:Ignorable="w14 w15 w16se w16cid w16 w16cex w16sdtdh w16sdtfl w16du wp14">
+<w:ftr xmlns:wpc="http://schemas.microsoft.com/office/word/2010/wordprocessingCanvas" xmlns:cx="http://schemas.microsoft.com/office/drawing/2014/chartex" xmlns:cx1="http://schemas.microsoft.com/office/drawing/2015/9/8/chartex" xmlns:cx2="http://schemas.microsoft.com/office/drawing/2015/10/21/chartex" xmlns:cx3="http://schemas.microsoft.com/office/drawing/2016/5/9/chartex" xmlns:cx4="http://schemas.microsoft.com/office/drawing/2016/5/10/chartex" xmlns:cx5="http://schemas.microsoft.com/office/drawing/2016/5/11/chartex" xmlns:cx6="http://schemas.microsoft.com/office/drawing/2016/5/12/chartex" xmlns:cx7="http://schemas.microsoft.com/office/drawing/2016/5/13/chartex" xmlns:cx8="http://schemas.microsoft.com/office/drawing/2016/5/14/chartex" xmlns:mc="http://schemas.openxmlformats.org/markup-compatibility/2006" xmlns:aink="http://schemas.microsoft.com/office/drawing/2016/ink" xmlns:am3d="http://schemas.microsoft.com/office/drawing/2017/model3d" xmlns:o="urn:schemas-microsoft-com:office:office" xmlns:r="http://schemas.openxmlformats.org/officeDocument/2006/relationships" xmlns:m="http://schemas.openxmlformats.org/officeDocument/2006/math" xmlns:v="urn:schemas-microsoft-com:vml" xmlns:wp14="http://schemas.microsoft.com/office/word/2010/wordprocessingDrawing" xmlns:wp="http://schemas.openxmlformats.org/drawingml/2006/wordprocessingDrawing" xmlns:w10="urn:schemas-microsoft-com:office:word" xmlns:w="http://schemas.openxmlformats.org/wordprocessingml/2006/main" xmlns:w14="http://schemas.microsoft.com/office/word/2010/wordml" xmlns:w15="http://schemas.microsoft.com/office/word/2012/wordml" xmlns:w16cid="http://schemas.microsoft.com/office/word/2016/wordml/cid" xmlns:w16se="http://schemas.microsoft.com/office/word/2015/wordml/symex" xmlns:wpg="http://schemas.microsoft.com/office/word/2010/wordprocessingGroup" xmlns:wpi="http://schemas.microsoft.com/office/word/2010/wordprocessingInk" xmlns:wne="http://schemas.microsoft.com/office/word/2006/wordml" xmlns:wps="http://schemas.microsoft.com/office/word/2010/wordprocessingShape" mc:Ignorable="w14 w15 w16se w16cid wp14">
   <w:p>
     <w:pPr>
       <w:pStyle w:val="Pieddepage"/>
       <w:pBdr>
-        <w:top w:val="single" w:color="auto" w:sz="4" w:space="1"/>
+        <w:top w:val="single" w:sz="4" w:space="1" w:color="auto"/>
       </w:pBdr>
       <w:tabs>
         <w:tab w:val="clear" w:pos="9072"/>
@@ -2639,12 +2974,12 @@
           </w:drawing>
         </mc:Choice>
         <mc:Fallback>
-          <w:pict w14:anchorId="5E68F4C7">
-            <v:shapetype id="_x0000_t202" coordsize="21600,21600" o:spt="202" path="m,l,21600r21600,l21600,xe" w14:anchorId="418627BE">
+          <w:pict>
+            <v:shapetype w14:anchorId="418627BE" id="_x0000_t202" coordsize="21600,21600" o:spt="202" path="m,l,21600r21600,l21600,xe">
               <v:stroke joinstyle="miter"/>
               <v:path gradientshapeok="t" o:connecttype="rect"/>
             </v:shapetype>
-            <v:shape id="Zone de texte 2" style="position:absolute;left:0;text-align:left;margin-left:-29.2pt;margin-top:-77.65pt;width:90pt;height:110.55pt;rotation:-90;z-index:251659264;visibility:visible;mso-wrap-style:square;mso-width-percent:0;mso-height-percent:200;mso-wrap-distance-left:9pt;mso-wrap-distance-top:0;mso-wrap-distance-right:9pt;mso-wrap-distance-bottom:0;mso-position-horizontal:absolute;mso-position-horizontal-relative:text;mso-position-vertical:absolute;mso-position-vertical-relative:text;mso-width-percent:0;mso-height-percent:200;mso-width-relative:margin;mso-height-relative:margin;v-text-anchor:top" o:spid="_x0000_s1026" filled="f" stroked="f" type="#_x0000_t202" o:gfxdata="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">
+            <v:shape id="Zone de texte 2" o:spid="_x0000_s1026" type="#_x0000_t202" style="position:absolute;left:0;text-align:left;margin-left:-29.2pt;margin-top:-77.65pt;width:90pt;height:110.55pt;rotation:-90;z-index:251659264;visibility:visible;mso-wrap-style:square;mso-width-percent:0;mso-height-percent:200;mso-wrap-distance-left:9pt;mso-wrap-distance-top:0;mso-wrap-distance-right:9pt;mso-wrap-distance-bottom:0;mso-position-horizontal:absolute;mso-position-horizontal-relative:text;mso-position-vertical:absolute;mso-position-vertical-relative:text;mso-width-percent:0;mso-height-percent:200;mso-width-relative:margin;mso-height-relative:margin;v-text-anchor:top" o:gfxdata="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" filled="f" stroked="f">
               <v:textbox style="mso-fit-shape-to-text:t">
                 <w:txbxContent>
                   <w:p>
@@ -2701,13 +3036,6 @@
         <w:sz w:val="20"/>
       </w:rPr>
       <w:tab/>
-    </w:r>
-    <w:r>
-      <w:rPr>
-        <w:rFonts w:asciiTheme="minorHAnsi" w:hAnsiTheme="minorHAnsi" w:cstheme="minorHAnsi"/>
-        <w:b/>
-        <w:sz w:val="20"/>
-      </w:rPr>
       <w:t>BTS-SIO</w:t>
     </w:r>
   </w:p>
@@ -2715,7 +3043,7 @@
 </file>
 
 <file path=word/footnotes.xml><?xml version="1.0" encoding="utf-8"?>
-<w:footnotes xmlns:wpc="http://schemas.microsoft.com/office/word/2010/wordprocessingCanvas" xmlns:cx="http://schemas.microsoft.com/office/drawing/2014/chartex" xmlns:cx1="http://schemas.microsoft.com/office/drawing/2015/9/8/chartex" xmlns:cx2="http://schemas.microsoft.com/office/drawing/2015/10/21/chartex" xmlns:cx3="http://schemas.microsoft.com/office/drawing/2016/5/9/chartex" xmlns:cx4="http://schemas.microsoft.com/office/drawing/2016/5/10/chartex" xmlns:cx5="http://schemas.microsoft.com/office/drawing/2016/5/11/chartex" xmlns:cx6="http://schemas.microsoft.com/office/drawing/2016/5/12/chartex" xmlns:cx7="http://schemas.microsoft.com/office/drawing/2016/5/13/chartex" xmlns:cx8="http://schemas.microsoft.com/office/drawing/2016/5/14/chartex" xmlns:mc="http://schemas.openxmlformats.org/markup-compatibility/2006" xmlns:aink="http://schemas.microsoft.com/office/drawing/2016/ink" xmlns:am3d="http://schemas.microsoft.com/office/drawing/2017/model3d" xmlns:o="urn:schemas-microsoft-com:office:office" xmlns:oel="http://schemas.microsoft.com/office/2019/extlst" xmlns:r="http://schemas.openxmlformats.org/officeDocument/2006/relationships" xmlns:m="http://schemas.openxmlformats.org/officeDocument/2006/math" xmlns:v="urn:schemas-microsoft-com:vml" xmlns:wp14="http://schemas.microsoft.com/office/word/2010/wordprocessingDrawing" xmlns:wp="http://schemas.openxmlformats.org/drawingml/2006/wordprocessingDrawing" xmlns:w10="urn:schemas-microsoft-com:office:word" xmlns:w="http://schemas.openxmlformats.org/wordprocessingml/2006/main" xmlns:w14="http://schemas.microsoft.com/office/word/2010/wordml" xmlns:w15="http://schemas.microsoft.com/office/word/2012/wordml" xmlns:w16cex="http://schemas.microsoft.com/office/word/2018/wordml/cex" xmlns:w16cid="http://schemas.microsoft.com/office/word/2016/wordml/cid" xmlns:w16="http://schemas.microsoft.com/office/word/2018/wordml" xmlns:w16du="http://schemas.microsoft.com/office/word/2023/wordml/word16du" xmlns:w16sdtdh="http://schemas.microsoft.com/office/word/2020/wordml/sdtdatahash" xmlns:w16sdtfl="http://schemas.microsoft.com/office/word/2024/wordml/sdtformatlock" xmlns:w16se="http://schemas.microsoft.com/office/word/2015/wordml/symex" xmlns:wpg="http://schemas.microsoft.com/office/word/2010/wordprocessingGroup" xmlns:wpi="http://schemas.microsoft.com/office/word/2010/wordprocessingInk" xmlns:wne="http://schemas.microsoft.com/office/word/2006/wordml" xmlns:wps="http://schemas.microsoft.com/office/word/2010/wordprocessingShape" mc:Ignorable="w14 w15 w16se w16cid w16 w16cex w16sdtdh w16sdtfl w16du wp14">
+<w:footnotes xmlns:wpc="http://schemas.microsoft.com/office/word/2010/wordprocessingCanvas" xmlns:cx="http://schemas.microsoft.com/office/drawing/2014/chartex" xmlns:cx1="http://schemas.microsoft.com/office/drawing/2015/9/8/chartex" xmlns:cx2="http://schemas.microsoft.com/office/drawing/2015/10/21/chartex" xmlns:cx3="http://schemas.microsoft.com/office/drawing/2016/5/9/chartex" xmlns:cx4="http://schemas.microsoft.com/office/drawing/2016/5/10/chartex" xmlns:cx5="http://schemas.microsoft.com/office/drawing/2016/5/11/chartex" xmlns:cx6="http://schemas.microsoft.com/office/drawing/2016/5/12/chartex" xmlns:cx7="http://schemas.microsoft.com/office/drawing/2016/5/13/chartex" xmlns:cx8="http://schemas.microsoft.com/office/drawing/2016/5/14/chartex" xmlns:mc="http://schemas.openxmlformats.org/markup-compatibility/2006" xmlns:aink="http://schemas.microsoft.com/office/drawing/2016/ink" xmlns:am3d="http://schemas.microsoft.com/office/drawing/2017/model3d" xmlns:o="urn:schemas-microsoft-com:office:office" xmlns:r="http://schemas.openxmlformats.org/officeDocument/2006/relationships" xmlns:m="http://schemas.openxmlformats.org/officeDocument/2006/math" xmlns:v="urn:schemas-microsoft-com:vml" xmlns:wp14="http://schemas.microsoft.com/office/word/2010/wordprocessingDrawing" xmlns:wp="http://schemas.openxmlformats.org/drawingml/2006/wordprocessingDrawing" xmlns:w10="urn:schemas-microsoft-com:office:word" xmlns:w="http://schemas.openxmlformats.org/wordprocessingml/2006/main" xmlns:w14="http://schemas.microsoft.com/office/word/2010/wordml" xmlns:w15="http://schemas.microsoft.com/office/word/2012/wordml" xmlns:w16cid="http://schemas.microsoft.com/office/word/2016/wordml/cid" xmlns:w16se="http://schemas.microsoft.com/office/word/2015/wordml/symex" xmlns:wpg="http://schemas.microsoft.com/office/word/2010/wordprocessingGroup" xmlns:wpi="http://schemas.microsoft.com/office/word/2010/wordprocessingInk" xmlns:wne="http://schemas.microsoft.com/office/word/2006/wordml" xmlns:wps="http://schemas.microsoft.com/office/word/2010/wordprocessingShape" mc:Ignorable="w14 w15 w16se w16cid wp14">
   <w:footnote w:type="separator" w:id="-1">
     <w:p>
       <w:r>
@@ -2734,7 +3062,7 @@
 </file>
 
 <file path=word/numbering.xml><?xml version="1.0" encoding="utf-8"?>
-<w:numbering xmlns:wpc="http://schemas.microsoft.com/office/word/2010/wordprocessingCanvas" xmlns:cx="http://schemas.microsoft.com/office/drawing/2014/chartex" xmlns:cx1="http://schemas.microsoft.com/office/drawing/2015/9/8/chartex" xmlns:cx2="http://schemas.microsoft.com/office/drawing/2015/10/21/chartex" xmlns:cx3="http://schemas.microsoft.com/office/drawing/2016/5/9/chartex" xmlns:cx4="http://schemas.microsoft.com/office/drawing/2016/5/10/chartex" xmlns:cx5="http://schemas.microsoft.com/office/drawing/2016/5/11/chartex" xmlns:cx6="http://schemas.microsoft.com/office/drawing/2016/5/12/chartex" xmlns:cx7="http://schemas.microsoft.com/office/drawing/2016/5/13/chartex" xmlns:cx8="http://schemas.microsoft.com/office/drawing/2016/5/14/chartex" xmlns:mc="http://schemas.openxmlformats.org/markup-compatibility/2006" xmlns:aink="http://schemas.microsoft.com/office/drawing/2016/ink" xmlns:am3d="http://schemas.microsoft.com/office/drawing/2017/model3d" xmlns:o="urn:schemas-microsoft-com:office:office" xmlns:oel="http://schemas.microsoft.com/office/2019/extlst" xmlns:r="http://schemas.openxmlformats.org/officeDocument/2006/relationships" xmlns:m="http://schemas.openxmlformats.org/officeDocument/2006/math" xmlns:v="urn:schemas-microsoft-com:vml" xmlns:wp14="http://schemas.microsoft.com/office/word/2010/wordprocessingDrawing" xmlns:wp="http://schemas.openxmlformats.org/drawingml/2006/wordprocessingDrawing" xmlns:w10="urn:schemas-microsoft-com:office:word" xmlns:w="http://schemas.openxmlformats.org/wordprocessingml/2006/main" xmlns:w14="http://schemas.microsoft.com/office/word/2010/wordml" xmlns:w15="http://schemas.microsoft.com/office/word/2012/wordml" xmlns:w16cex="http://schemas.microsoft.com/office/word/2018/wordml/cex" xmlns:w16cid="http://schemas.microsoft.com/office/word/2016/wordml/cid" xmlns:w16="http://schemas.microsoft.com/office/word/2018/wordml" xmlns:w16du="http://schemas.microsoft.com/office/word/2023/wordml/word16du" xmlns:w16sdtdh="http://schemas.microsoft.com/office/word/2020/wordml/sdtdatahash" xmlns:w16sdtfl="http://schemas.microsoft.com/office/word/2024/wordml/sdtformatlock" xmlns:w16se="http://schemas.microsoft.com/office/word/2015/wordml/symex" xmlns:wpg="http://schemas.microsoft.com/office/word/2010/wordprocessingGroup" xmlns:wpi="http://schemas.microsoft.com/office/word/2010/wordprocessingInk" xmlns:wne="http://schemas.microsoft.com/office/word/2006/wordml" xmlns:wps="http://schemas.microsoft.com/office/word/2010/wordprocessingShape" mc:Ignorable="w14 w15 w16se w16cid w16 w16cex w16sdtdh w16sdtfl w16du wp14">
+<w:numbering xmlns:wpc="http://schemas.microsoft.com/office/word/2010/wordprocessingCanvas" xmlns:cx="http://schemas.microsoft.com/office/drawing/2014/chartex" xmlns:cx1="http://schemas.microsoft.com/office/drawing/2015/9/8/chartex" xmlns:cx2="http://schemas.microsoft.com/office/drawing/2015/10/21/chartex" xmlns:cx3="http://schemas.microsoft.com/office/drawing/2016/5/9/chartex" xmlns:cx4="http://schemas.microsoft.com/office/drawing/2016/5/10/chartex" xmlns:cx5="http://schemas.microsoft.com/office/drawing/2016/5/11/chartex" xmlns:cx6="http://schemas.microsoft.com/office/drawing/2016/5/12/chartex" xmlns:cx7="http://schemas.microsoft.com/office/drawing/2016/5/13/chartex" xmlns:cx8="http://schemas.microsoft.com/office/drawing/2016/5/14/chartex" xmlns:mc="http://schemas.openxmlformats.org/markup-compatibility/2006" xmlns:aink="http://schemas.microsoft.com/office/drawing/2016/ink" xmlns:am3d="http://schemas.microsoft.com/office/drawing/2017/model3d" xmlns:o="urn:schemas-microsoft-com:office:office" xmlns:r="http://schemas.openxmlformats.org/officeDocument/2006/relationships" xmlns:m="http://schemas.openxmlformats.org/officeDocument/2006/math" xmlns:v="urn:schemas-microsoft-com:vml" xmlns:wp14="http://schemas.microsoft.com/office/word/2010/wordprocessingDrawing" xmlns:wp="http://schemas.openxmlformats.org/drawingml/2006/wordprocessingDrawing" xmlns:w10="urn:schemas-microsoft-com:office:word" xmlns:w="http://schemas.openxmlformats.org/wordprocessingml/2006/main" xmlns:w14="http://schemas.microsoft.com/office/word/2010/wordml" xmlns:w15="http://schemas.microsoft.com/office/word/2012/wordml" xmlns:w16cid="http://schemas.microsoft.com/office/word/2016/wordml/cid" xmlns:w16se="http://schemas.microsoft.com/office/word/2015/wordml/symex" xmlns:wpg="http://schemas.microsoft.com/office/word/2010/wordprocessingGroup" xmlns:wpi="http://schemas.microsoft.com/office/word/2010/wordprocessingInk" xmlns:wne="http://schemas.microsoft.com/office/word/2006/wordml" xmlns:wps="http://schemas.microsoft.com/office/word/2010/wordprocessingShape" mc:Ignorable="w14 w15 w16se w16cid wp14">
   <w:abstractNum w:abstractNumId="0" w15:restartNumberingAfterBreak="0">
     <w:nsid w:val="0CB97E22"/>
     <w:multiLevelType w:val="hybridMultilevel"/>
@@ -2748,7 +3076,7 @@
         <w:ind w:left="720" w:hanging="360"/>
       </w:pPr>
       <w:rPr>
-        <w:rFonts w:hint="default" w:ascii="Symbol" w:hAnsi="Symbol"/>
+        <w:rFonts w:ascii="Symbol" w:hAnsi="Symbol" w:hint="default"/>
       </w:rPr>
     </w:lvl>
     <w:lvl w:ilvl="1" w:tplc="441A1980">
@@ -2760,7 +3088,7 @@
         <w:ind w:left="1440" w:hanging="360"/>
       </w:pPr>
       <w:rPr>
-        <w:rFonts w:hint="default" w:ascii="Courier New" w:hAnsi="Courier New"/>
+        <w:rFonts w:ascii="Courier New" w:hAnsi="Courier New" w:hint="default"/>
       </w:rPr>
     </w:lvl>
     <w:lvl w:ilvl="2" w:tplc="A21A3CE6">
@@ -2772,7 +3100,7 @@
         <w:ind w:left="2160" w:hanging="360"/>
       </w:pPr>
       <w:rPr>
-        <w:rFonts w:hint="default" w:ascii="Wingdings" w:hAnsi="Wingdings"/>
+        <w:rFonts w:ascii="Wingdings" w:hAnsi="Wingdings" w:hint="default"/>
       </w:rPr>
     </w:lvl>
     <w:lvl w:ilvl="3" w:tplc="A59CF002">
@@ -2784,7 +3112,7 @@
         <w:ind w:left="2880" w:hanging="360"/>
       </w:pPr>
       <w:rPr>
-        <w:rFonts w:hint="default" w:ascii="Symbol" w:hAnsi="Symbol"/>
+        <w:rFonts w:ascii="Symbol" w:hAnsi="Symbol" w:hint="default"/>
       </w:rPr>
     </w:lvl>
     <w:lvl w:ilvl="4" w:tplc="34BC69C4">
@@ -2796,7 +3124,7 @@
         <w:ind w:left="3600" w:hanging="360"/>
       </w:pPr>
       <w:rPr>
-        <w:rFonts w:hint="default" w:ascii="Courier New" w:hAnsi="Courier New"/>
+        <w:rFonts w:ascii="Courier New" w:hAnsi="Courier New" w:hint="default"/>
       </w:rPr>
     </w:lvl>
     <w:lvl w:ilvl="5" w:tplc="E7C4F416">
@@ -2808,7 +3136,7 @@
         <w:ind w:left="4320" w:hanging="360"/>
       </w:pPr>
       <w:rPr>
-        <w:rFonts w:hint="default" w:ascii="Wingdings" w:hAnsi="Wingdings"/>
+        <w:rFonts w:ascii="Wingdings" w:hAnsi="Wingdings" w:hint="default"/>
       </w:rPr>
     </w:lvl>
     <w:lvl w:ilvl="6" w:tplc="9E44128E">
@@ -2820,7 +3148,7 @@
         <w:ind w:left="5040" w:hanging="360"/>
       </w:pPr>
       <w:rPr>
-        <w:rFonts w:hint="default" w:ascii="Symbol" w:hAnsi="Symbol"/>
+        <w:rFonts w:ascii="Symbol" w:hAnsi="Symbol" w:hint="default"/>
       </w:rPr>
     </w:lvl>
     <w:lvl w:ilvl="7" w:tplc="30AA336A">
@@ -2832,7 +3160,7 @@
         <w:ind w:left="5760" w:hanging="360"/>
       </w:pPr>
       <w:rPr>
-        <w:rFonts w:hint="default" w:ascii="Courier New" w:hAnsi="Courier New"/>
+        <w:rFonts w:ascii="Courier New" w:hAnsi="Courier New" w:hint="default"/>
       </w:rPr>
     </w:lvl>
     <w:lvl w:ilvl="8" w:tplc="AF248258">
@@ -2844,7 +3172,7 @@
         <w:ind w:left="6480" w:hanging="360"/>
       </w:pPr>
       <w:rPr>
-        <w:rFonts w:hint="default" w:ascii="Wingdings" w:hAnsi="Wingdings"/>
+        <w:rFonts w:ascii="Wingdings" w:hAnsi="Wingdings" w:hint="default"/>
       </w:rPr>
     </w:lvl>
   </w:abstractNum>
@@ -2861,7 +3189,7 @@
         <w:ind w:left="720" w:hanging="360"/>
       </w:pPr>
       <w:rPr>
-        <w:rFonts w:hint="default" w:ascii="Calibri" w:hAnsi="Calibri"/>
+        <w:rFonts w:ascii="Calibri" w:hAnsi="Calibri" w:hint="default"/>
       </w:rPr>
     </w:lvl>
     <w:lvl w:ilvl="1" w:tplc="974A59AC">
@@ -2950,7 +3278,7 @@
         <w:ind w:left="720" w:hanging="360"/>
       </w:pPr>
       <w:rPr>
-        <w:rFonts w:hint="default" w:ascii="Calibri" w:hAnsi="Calibri"/>
+        <w:rFonts w:ascii="Calibri" w:hAnsi="Calibri" w:hint="default"/>
       </w:rPr>
     </w:lvl>
     <w:lvl w:ilvl="1" w:tplc="DB9A4C7A">
@@ -3039,7 +3367,7 @@
         <w:ind w:left="720" w:hanging="360"/>
       </w:pPr>
       <w:rPr>
-        <w:rFonts w:hint="default" w:ascii="Calibri" w:hAnsi="Calibri"/>
+        <w:rFonts w:ascii="Calibri" w:hAnsi="Calibri" w:hint="default"/>
       </w:rPr>
     </w:lvl>
     <w:lvl w:ilvl="1" w:tplc="77EC014A">
@@ -3128,7 +3456,7 @@
         <w:ind w:left="720" w:hanging="360"/>
       </w:pPr>
       <w:rPr>
-        <w:rFonts w:hint="default" w:ascii="Symbol" w:hAnsi="Symbol"/>
+        <w:rFonts w:ascii="Symbol" w:hAnsi="Symbol" w:hint="default"/>
       </w:rPr>
     </w:lvl>
     <w:lvl w:ilvl="1" w:tplc="8990E882">
@@ -3140,7 +3468,7 @@
         <w:ind w:left="1440" w:hanging="360"/>
       </w:pPr>
       <w:rPr>
-        <w:rFonts w:hint="default" w:ascii="Symbol" w:hAnsi="Symbol"/>
+        <w:rFonts w:ascii="Symbol" w:hAnsi="Symbol" w:hint="default"/>
       </w:rPr>
     </w:lvl>
     <w:lvl w:ilvl="2" w:tplc="53901E18">
@@ -3152,7 +3480,7 @@
         <w:ind w:left="2160" w:hanging="360"/>
       </w:pPr>
       <w:rPr>
-        <w:rFonts w:hint="default" w:ascii="Wingdings" w:hAnsi="Wingdings"/>
+        <w:rFonts w:ascii="Wingdings" w:hAnsi="Wingdings" w:hint="default"/>
       </w:rPr>
     </w:lvl>
     <w:lvl w:ilvl="3" w:tplc="C6FC468A">
@@ -3164,7 +3492,7 @@
         <w:ind w:left="2880" w:hanging="360"/>
       </w:pPr>
       <w:rPr>
-        <w:rFonts w:hint="default" w:ascii="Symbol" w:hAnsi="Symbol"/>
+        <w:rFonts w:ascii="Symbol" w:hAnsi="Symbol" w:hint="default"/>
       </w:rPr>
     </w:lvl>
     <w:lvl w:ilvl="4" w:tplc="AB88230E">
@@ -3176,7 +3504,7 @@
         <w:ind w:left="3600" w:hanging="360"/>
       </w:pPr>
       <w:rPr>
-        <w:rFonts w:hint="default" w:ascii="Courier New" w:hAnsi="Courier New"/>
+        <w:rFonts w:ascii="Courier New" w:hAnsi="Courier New" w:hint="default"/>
       </w:rPr>
     </w:lvl>
     <w:lvl w:ilvl="5" w:tplc="2660866A">
@@ -3188,7 +3516,7 @@
         <w:ind w:left="4320" w:hanging="360"/>
       </w:pPr>
       <w:rPr>
-        <w:rFonts w:hint="default" w:ascii="Wingdings" w:hAnsi="Wingdings"/>
+        <w:rFonts w:ascii="Wingdings" w:hAnsi="Wingdings" w:hint="default"/>
       </w:rPr>
     </w:lvl>
     <w:lvl w:ilvl="6" w:tplc="0DF27472">
@@ -3200,7 +3528,7 @@
         <w:ind w:left="5040" w:hanging="360"/>
       </w:pPr>
       <w:rPr>
-        <w:rFonts w:hint="default" w:ascii="Symbol" w:hAnsi="Symbol"/>
+        <w:rFonts w:ascii="Symbol" w:hAnsi="Symbol" w:hint="default"/>
       </w:rPr>
     </w:lvl>
     <w:lvl w:ilvl="7" w:tplc="B89A5C30">
@@ -3212,7 +3540,7 @@
         <w:ind w:left="5760" w:hanging="360"/>
       </w:pPr>
       <w:rPr>
-        <w:rFonts w:hint="default" w:ascii="Courier New" w:hAnsi="Courier New"/>
+        <w:rFonts w:ascii="Courier New" w:hAnsi="Courier New" w:hint="default"/>
       </w:rPr>
     </w:lvl>
     <w:lvl w:ilvl="8" w:tplc="32F40C4E">
@@ -3224,34 +3552,34 @@
         <w:ind w:left="6480" w:hanging="360"/>
       </w:pPr>
       <w:rPr>
-        <w:rFonts w:hint="default" w:ascii="Wingdings" w:hAnsi="Wingdings"/>
+        <w:rFonts w:ascii="Wingdings" w:hAnsi="Wingdings" w:hint="default"/>
       </w:rPr>
     </w:lvl>
   </w:abstractNum>
-  <w:num w:numId="1" w16cid:durableId="671840054">
+  <w:num w:numId="1">
     <w:abstractNumId w:val="0"/>
   </w:num>
-  <w:num w:numId="2" w16cid:durableId="77989694">
+  <w:num w:numId="2">
     <w:abstractNumId w:val="4"/>
   </w:num>
-  <w:num w:numId="3" w16cid:durableId="1321234071">
+  <w:num w:numId="3">
     <w:abstractNumId w:val="3"/>
   </w:num>
-  <w:num w:numId="4" w16cid:durableId="1609044187">
+  <w:num w:numId="4">
     <w:abstractNumId w:val="2"/>
   </w:num>
-  <w:num w:numId="5" w16cid:durableId="1488939930">
+  <w:num w:numId="5">
     <w:abstractNumId w:val="1"/>
   </w:num>
 </w:numbering>
 </file>
 
 <file path=word/styles.xml><?xml version="1.0" encoding="utf-8"?>
-<w:styles xmlns:wp14="http://schemas.microsoft.com/office/word/2010/wordprocessingDrawing" xmlns:mc="http://schemas.openxmlformats.org/markup-compatibility/2006" xmlns:r="http://schemas.openxmlformats.org/officeDocument/2006/relationships" xmlns:w="http://schemas.openxmlformats.org/wordprocessingml/2006/main" xmlns:w14="http://schemas.microsoft.com/office/word/2010/wordml" xmlns:w15="http://schemas.microsoft.com/office/word/2012/wordml" xmlns:w16cex="http://schemas.microsoft.com/office/word/2018/wordml/cex" xmlns:w16cid="http://schemas.microsoft.com/office/word/2016/wordml/cid" xmlns:w16="http://schemas.microsoft.com/office/word/2018/wordml" xmlns:w16du="http://schemas.microsoft.com/office/word/2023/wordml/word16du" xmlns:w16sdtdh="http://schemas.microsoft.com/office/word/2020/wordml/sdtdatahash" xmlns:w16sdtfl="http://schemas.microsoft.com/office/word/2024/wordml/sdtformatlock" xmlns:w16se="http://schemas.microsoft.com/office/word/2015/wordml/symex" mc:Ignorable="w14 w15 w16se w16cid w16 w16cex w16sdtdh w16sdtfl w16du wp14">
+<w:styles xmlns:mc="http://schemas.openxmlformats.org/markup-compatibility/2006" xmlns:r="http://schemas.openxmlformats.org/officeDocument/2006/relationships" xmlns:w="http://schemas.openxmlformats.org/wordprocessingml/2006/main" xmlns:w14="http://schemas.microsoft.com/office/word/2010/wordml" xmlns:w15="http://schemas.microsoft.com/office/word/2012/wordml" xmlns:w16cid="http://schemas.microsoft.com/office/word/2016/wordml/cid" xmlns:w16se="http://schemas.microsoft.com/office/word/2015/wordml/symex" mc:Ignorable="w14 w15 w16se w16cid">
   <w:docDefaults>
     <w:rPrDefault>
       <w:rPr>
-        <w:rFonts w:asciiTheme="minorHAnsi" w:hAnsiTheme="minorHAnsi" w:eastAsiaTheme="minorHAnsi" w:cstheme="minorBidi"/>
+        <w:rFonts w:asciiTheme="minorHAnsi" w:eastAsiaTheme="minorHAnsi" w:hAnsiTheme="minorHAnsi" w:cstheme="minorBidi"/>
         <w:sz w:val="22"/>
         <w:szCs w:val="22"/>
         <w:lang w:val="fr-FR" w:eastAsia="en-US" w:bidi="ar-SA"/>
@@ -3263,17 +3591,17 @@
       </w:pPr>
     </w:pPrDefault>
   </w:docDefaults>
-  <w:latentStyles w:defLockedState="0" w:defUIPriority="99" w:defSemiHidden="0" w:defUnhideWhenUsed="0" w:defQFormat="0" w:count="376">
+  <w:latentStyles w:defLockedState="0" w:defUIPriority="99" w:defSemiHidden="0" w:defUnhideWhenUsed="0" w:defQFormat="0" w:count="375">
     <w:lsdException w:name="Normal" w:uiPriority="0" w:qFormat="1"/>
     <w:lsdException w:name="heading 1" w:uiPriority="9" w:qFormat="1"/>
-    <w:lsdException w:name="heading 2" w:uiPriority="9" w:semiHidden="1" w:unhideWhenUsed="1" w:qFormat="1"/>
-    <w:lsdException w:name="heading 3" w:uiPriority="9" w:semiHidden="1" w:unhideWhenUsed="1" w:qFormat="1"/>
-    <w:lsdException w:name="heading 4" w:uiPriority="9" w:semiHidden="1" w:unhideWhenUsed="1" w:qFormat="1"/>
-    <w:lsdException w:name="heading 5" w:uiPriority="9" w:semiHidden="1" w:unhideWhenUsed="1" w:qFormat="1"/>
-    <w:lsdException w:name="heading 6" w:uiPriority="9" w:semiHidden="1" w:unhideWhenUsed="1" w:qFormat="1"/>
-    <w:lsdException w:name="heading 7" w:uiPriority="9" w:semiHidden="1" w:unhideWhenUsed="1" w:qFormat="1"/>
-    <w:lsdException w:name="heading 8" w:uiPriority="9" w:semiHidden="1" w:unhideWhenUsed="1" w:qFormat="1"/>
-    <w:lsdException w:name="heading 9" w:uiPriority="9" w:semiHidden="1" w:unhideWhenUsed="1" w:qFormat="1"/>
+    <w:lsdException w:name="heading 2" w:semiHidden="1" w:uiPriority="9" w:unhideWhenUsed="1" w:qFormat="1"/>
+    <w:lsdException w:name="heading 3" w:semiHidden="1" w:uiPriority="9" w:unhideWhenUsed="1" w:qFormat="1"/>
+    <w:lsdException w:name="heading 4" w:semiHidden="1" w:uiPriority="9" w:unhideWhenUsed="1" w:qFormat="1"/>
+    <w:lsdException w:name="heading 5" w:semiHidden="1" w:uiPriority="9" w:unhideWhenUsed="1" w:qFormat="1"/>
+    <w:lsdException w:name="heading 6" w:semiHidden="1" w:uiPriority="9" w:unhideWhenUsed="1" w:qFormat="1"/>
+    <w:lsdException w:name="heading 7" w:semiHidden="1" w:uiPriority="9" w:unhideWhenUsed="1" w:qFormat="1"/>
+    <w:lsdException w:name="heading 8" w:semiHidden="1" w:uiPriority="9" w:unhideWhenUsed="1" w:qFormat="1"/>
+    <w:lsdException w:name="heading 9" w:semiHidden="1" w:uiPriority="9" w:unhideWhenUsed="1" w:qFormat="1"/>
     <w:lsdException w:name="index 1" w:semiHidden="1" w:unhideWhenUsed="1"/>
     <w:lsdException w:name="index 2" w:semiHidden="1" w:unhideWhenUsed="1"/>
     <w:lsdException w:name="index 3" w:semiHidden="1" w:unhideWhenUsed="1"/>
@@ -3283,22 +3611,22 @@
     <w:lsdException w:name="index 7" w:semiHidden="1" w:unhideWhenUsed="1"/>
     <w:lsdException w:name="index 8" w:semiHidden="1" w:unhideWhenUsed="1"/>
     <w:lsdException w:name="index 9" w:semiHidden="1" w:unhideWhenUsed="1"/>
-    <w:lsdException w:name="toc 1" w:uiPriority="39" w:semiHidden="1" w:unhideWhenUsed="1"/>
-    <w:lsdException w:name="toc 2" w:uiPriority="39" w:semiHidden="1" w:unhideWhenUsed="1"/>
-    <w:lsdException w:name="toc 3" w:uiPriority="39" w:semiHidden="1" w:unhideWhenUsed="1"/>
-    <w:lsdException w:name="toc 4" w:uiPriority="39" w:semiHidden="1" w:unhideWhenUsed="1"/>
-    <w:lsdException w:name="toc 5" w:uiPriority="39" w:semiHidden="1" w:unhideWhenUsed="1"/>
-    <w:lsdException w:name="toc 6" w:uiPriority="39" w:semiHidden="1" w:unhideWhenUsed="1"/>
-    <w:lsdException w:name="toc 7" w:uiPriority="39" w:semiHidden="1" w:unhideWhenUsed="1"/>
-    <w:lsdException w:name="toc 8" w:uiPriority="39" w:semiHidden="1" w:unhideWhenUsed="1"/>
-    <w:lsdException w:name="toc 9" w:uiPriority="39" w:semiHidden="1" w:unhideWhenUsed="1"/>
+    <w:lsdException w:name="toc 1" w:semiHidden="1" w:uiPriority="39" w:unhideWhenUsed="1"/>
+    <w:lsdException w:name="toc 2" w:semiHidden="1" w:uiPriority="39" w:unhideWhenUsed="1"/>
+    <w:lsdException w:name="toc 3" w:semiHidden="1" w:uiPriority="39" w:unhideWhenUsed="1"/>
+    <w:lsdException w:name="toc 4" w:semiHidden="1" w:uiPriority="39" w:unhideWhenUsed="1"/>
+    <w:lsdException w:name="toc 5" w:semiHidden="1" w:uiPriority="39" w:unhideWhenUsed="1"/>
+    <w:lsdException w:name="toc 6" w:semiHidden="1" w:uiPriority="39" w:unhideWhenUsed="1"/>
+    <w:lsdException w:name="toc 7" w:semiHidden="1" w:uiPriority="39" w:unhideWhenUsed="1"/>
+    <w:lsdException w:name="toc 8" w:semiHidden="1" w:uiPriority="39" w:unhideWhenUsed="1"/>
+    <w:lsdException w:name="toc 9" w:semiHidden="1" w:uiPriority="39" w:unhideWhenUsed="1"/>
     <w:lsdException w:name="Normal Indent" w:semiHidden="1" w:unhideWhenUsed="1"/>
     <w:lsdException w:name="footnote text" w:semiHidden="1" w:unhideWhenUsed="1"/>
     <w:lsdException w:name="annotation text" w:semiHidden="1" w:unhideWhenUsed="1"/>
     <w:lsdException w:name="header" w:semiHidden="1" w:unhideWhenUsed="1"/>
     <w:lsdException w:name="footer" w:semiHidden="1" w:unhideWhenUsed="1"/>
     <w:lsdException w:name="index heading" w:semiHidden="1" w:unhideWhenUsed="1"/>
-    <w:lsdException w:name="caption" w:uiPriority="35" w:semiHidden="1" w:unhideWhenUsed="1" w:qFormat="1"/>
+    <w:lsdException w:name="caption" w:semiHidden="1" w:uiPriority="35" w:unhideWhenUsed="1" w:qFormat="1"/>
     <w:lsdException w:name="table of figures" w:semiHidden="1" w:unhideWhenUsed="1"/>
     <w:lsdException w:name="envelope address" w:semiHidden="1" w:unhideWhenUsed="1"/>
     <w:lsdException w:name="envelope return" w:semiHidden="1" w:unhideWhenUsed="1"/>
@@ -3329,7 +3657,7 @@
     <w:lsdException w:name="Title" w:uiPriority="10" w:qFormat="1"/>
     <w:lsdException w:name="Closing" w:semiHidden="1" w:unhideWhenUsed="1"/>
     <w:lsdException w:name="Signature" w:semiHidden="1" w:unhideWhenUsed="1"/>
-    <w:lsdException w:name="Default Paragraph Font" w:uiPriority="1" w:semiHidden="1" w:unhideWhenUsed="1"/>
+    <w:lsdException w:name="Default Paragraph Font" w:semiHidden="1" w:uiPriority="1" w:unhideWhenUsed="1"/>
     <w:lsdException w:name="Body Text" w:semiHidden="1" w:unhideWhenUsed="1"/>
     <w:lsdException w:name="Body Text Indent" w:semiHidden="1" w:unhideWhenUsed="1"/>
     <w:lsdException w:name="List Continue" w:semiHidden="1" w:unhideWhenUsed="1"/>
@@ -3529,8 +3857,8 @@
     <w:lsdException w:name="Subtle Reference" w:uiPriority="31" w:qFormat="1"/>
     <w:lsdException w:name="Intense Reference" w:uiPriority="32" w:qFormat="1"/>
     <w:lsdException w:name="Book Title" w:uiPriority="33" w:qFormat="1"/>
-    <w:lsdException w:name="Bibliography" w:uiPriority="37" w:semiHidden="1" w:unhideWhenUsed="1"/>
-    <w:lsdException w:name="TOC Heading" w:uiPriority="39" w:semiHidden="1" w:unhideWhenUsed="1" w:qFormat="1"/>
+    <w:lsdException w:name="Bibliography" w:semiHidden="1" w:uiPriority="37" w:unhideWhenUsed="1"/>
+    <w:lsdException w:name="TOC Heading" w:semiHidden="1" w:uiPriority="39" w:unhideWhenUsed="1" w:qFormat="1"/>
     <w:lsdException w:name="Plain Table 1" w:uiPriority="41"/>
     <w:lsdException w:name="Plain Table 2" w:uiPriority="42"/>
     <w:lsdException w:name="Plain Table 3" w:uiPriority="43"/>
@@ -3639,9 +3967,8 @@
     <w:lsdException w:name="Smart Hyperlink" w:semiHidden="1" w:unhideWhenUsed="1"/>
     <w:lsdException w:name="Hashtag" w:semiHidden="1" w:unhideWhenUsed="1"/>
     <w:lsdException w:name="Unresolved Mention" w:semiHidden="1" w:unhideWhenUsed="1"/>
-    <w:lsdException w:name="Smart Link" w:semiHidden="1" w:unhideWhenUsed="1"/>
   </w:latentStyles>
-  <w:style w:type="paragraph" w:styleId="Normal" w:default="1">
+  <w:style w:type="paragraph" w:default="1" w:styleId="Normal">
     <w:name w:val="Normal"/>
     <w:qFormat/>
     <w:rsid w:val="001A3BA4"/>
@@ -3650,7 +3977,7 @@
       <w:spacing w:after="0" w:line="240" w:lineRule="auto"/>
     </w:pPr>
     <w:rPr>
-      <w:rFonts w:ascii="Times" w:hAnsi="Times" w:eastAsia="Times" w:cs="Times"/>
+      <w:rFonts w:ascii="Times" w:eastAsia="Times" w:hAnsi="Times" w:cs="Times"/>
       <w:sz w:val="24"/>
       <w:szCs w:val="20"/>
       <w:lang w:eastAsia="ar-SA"/>
@@ -3671,19 +3998,19 @@
       <w:outlineLvl w:val="1"/>
     </w:pPr>
     <w:rPr>
-      <w:rFonts w:asciiTheme="majorHAnsi" w:hAnsiTheme="majorHAnsi" w:eastAsiaTheme="majorEastAsia" w:cstheme="majorBidi"/>
+      <w:rFonts w:asciiTheme="majorHAnsi" w:eastAsiaTheme="majorEastAsia" w:hAnsiTheme="majorHAnsi" w:cstheme="majorBidi"/>
       <w:color w:val="365F91" w:themeColor="accent1" w:themeShade="BF"/>
       <w:sz w:val="32"/>
       <w:szCs w:val="32"/>
     </w:rPr>
   </w:style>
-  <w:style w:type="character" w:styleId="Policepardfaut" w:default="1">
+  <w:style w:type="character" w:default="1" w:styleId="Policepardfaut">
     <w:name w:val="Default Paragraph Font"/>
     <w:uiPriority w:val="1"/>
     <w:semiHidden/>
     <w:unhideWhenUsed/>
   </w:style>
-  <w:style w:type="table" w:styleId="TableauNormal" w:default="1">
+  <w:style w:type="table" w:default="1" w:styleId="TableauNormal">
     <w:name w:val="Normal Table"/>
     <w:uiPriority w:val="99"/>
     <w:semiHidden/>
@@ -3698,7 +4025,7 @@
       </w:tblCellMar>
     </w:tblPr>
   </w:style>
-  <w:style w:type="numbering" w:styleId="Aucuneliste" w:default="1">
+  <w:style w:type="numbering" w:default="1" w:styleId="Aucuneliste">
     <w:name w:val="No List"/>
     <w:uiPriority w:val="99"/>
     <w:semiHidden/>
@@ -3718,14 +4045,14 @@
       <w:szCs w:val="16"/>
     </w:rPr>
   </w:style>
-  <w:style w:type="character" w:styleId="TextedebullesCar" w:customStyle="1">
+  <w:style w:type="character" w:customStyle="1" w:styleId="TextedebullesCar">
     <w:name w:val="Texte de bulles Car"/>
     <w:link w:val="Textedebulles"/>
     <w:uiPriority w:val="99"/>
     <w:semiHidden/>
     <w:rsid w:val="428794F3"/>
     <w:rPr>
-      <w:rFonts w:ascii="Tahoma" w:hAnsi="Tahoma" w:eastAsia="Times" w:cs="Tahoma"/>
+      <w:rFonts w:ascii="Tahoma" w:eastAsia="Times" w:hAnsi="Tahoma" w:cs="Tahoma"/>
       <w:sz w:val="16"/>
       <w:szCs w:val="16"/>
       <w:lang w:eastAsia="ar-SA"/>
@@ -3741,12 +4068,12 @@
     </w:pPr>
     <w:tblPr>
       <w:tblBorders>
-        <w:top w:val="single" w:color="auto" w:sz="4" w:space="0"/>
-        <w:left w:val="single" w:color="auto" w:sz="4" w:space="0"/>
-        <w:bottom w:val="single" w:color="auto" w:sz="4" w:space="0"/>
-        <w:right w:val="single" w:color="auto" w:sz="4" w:space="0"/>
-        <w:insideH w:val="single" w:color="auto" w:sz="4" w:space="0"/>
-        <w:insideV w:val="single" w:color="auto" w:sz="4" w:space="0"/>
+        <w:top w:val="single" w:sz="4" w:space="0" w:color="auto"/>
+        <w:left w:val="single" w:sz="4" w:space="0" w:color="auto"/>
+        <w:bottom w:val="single" w:sz="4" w:space="0" w:color="auto"/>
+        <w:right w:val="single" w:sz="4" w:space="0" w:color="auto"/>
+        <w:insideH w:val="single" w:sz="4" w:space="0" w:color="auto"/>
+        <w:insideV w:val="single" w:sz="4" w:space="0" w:color="auto"/>
       </w:tblBorders>
     </w:tblPr>
   </w:style>
@@ -3764,13 +4091,13 @@
       </w:tabs>
     </w:pPr>
   </w:style>
-  <w:style w:type="character" w:styleId="En-tteCar" w:customStyle="1">
+  <w:style w:type="character" w:customStyle="1" w:styleId="En-tteCar">
     <w:name w:val="En-tête Car"/>
     <w:link w:val="En-tte"/>
     <w:uiPriority w:val="99"/>
     <w:rsid w:val="428794F3"/>
     <w:rPr>
-      <w:rFonts w:ascii="Times" w:hAnsi="Times" w:eastAsia="Times" w:cs="Times"/>
+      <w:rFonts w:ascii="Times" w:eastAsia="Times" w:hAnsi="Times" w:cs="Times"/>
       <w:sz w:val="24"/>
       <w:szCs w:val="24"/>
       <w:lang w:eastAsia="ar-SA"/>
@@ -3790,13 +4117,13 @@
       </w:tabs>
     </w:pPr>
   </w:style>
-  <w:style w:type="character" w:styleId="PieddepageCar" w:customStyle="1">
+  <w:style w:type="character" w:customStyle="1" w:styleId="PieddepageCar">
     <w:name w:val="Pied de page Car"/>
     <w:link w:val="Pieddepage"/>
     <w:uiPriority w:val="99"/>
     <w:rsid w:val="428794F3"/>
     <w:rPr>
-      <w:rFonts w:ascii="Times" w:hAnsi="Times" w:eastAsia="Times" w:cs="Times"/>
+      <w:rFonts w:ascii="Times" w:eastAsia="Times" w:hAnsi="Times" w:cs="Times"/>
       <w:sz w:val="24"/>
       <w:szCs w:val="24"/>
       <w:lang w:eastAsia="ar-SA"/>
@@ -3821,6 +4148,46 @@
     <w:rPr>
       <w:color w:val="0000FF"/>
       <w:u w:val="single"/>
+    </w:rPr>
+  </w:style>
+  <w:style w:type="character" w:styleId="Mentionnonrsolue">
+    <w:name w:val="Unresolved Mention"/>
+    <w:basedOn w:val="Policepardfaut"/>
+    <w:uiPriority w:val="99"/>
+    <w:semiHidden/>
+    <w:unhideWhenUsed/>
+    <w:rsid w:val="00184C0B"/>
+    <w:rPr>
+      <w:color w:val="605E5C"/>
+      <w:shd w:val="clear" w:color="auto" w:fill="E1DFDD"/>
+    </w:rPr>
+  </w:style>
+  <w:style w:type="paragraph" w:styleId="NormalWeb">
+    <w:name w:val="Normal (Web)"/>
+    <w:basedOn w:val="Normal"/>
+    <w:uiPriority w:val="99"/>
+    <w:semiHidden/>
+    <w:unhideWhenUsed/>
+    <w:rsid w:val="00ED2581"/>
+    <w:pPr>
+      <w:suppressAutoHyphens w:val="0"/>
+      <w:spacing w:before="100" w:beforeAutospacing="1" w:after="100" w:afterAutospacing="1"/>
+    </w:pPr>
+    <w:rPr>
+      <w:rFonts w:ascii="Times New Roman" w:eastAsia="Times New Roman" w:hAnsi="Times New Roman" w:cs="Times New Roman"/>
+      <w:szCs w:val="24"/>
+      <w:lang w:eastAsia="fr-FR"/>
+    </w:rPr>
+  </w:style>
+  <w:style w:type="character" w:styleId="lev">
+    <w:name w:val="Strong"/>
+    <w:basedOn w:val="Policepardfaut"/>
+    <w:uiPriority w:val="22"/>
+    <w:qFormat/>
+    <w:rsid w:val="00ED2581"/>
+    <w:rPr>
+      <w:b/>
+      <w:bCs/>
     </w:rPr>
   </w:style>
 </w:styles>
